--- a/Cloud Resume Challenge Blog.docx
+++ b/Cloud Resume Challenge Blog.docx
@@ -8,16 +8,16 @@
         <w:rPr>
           <w:b/>
           <w:bCs w:val="0"/>
-          <w:sz w:val="36"/>
-          <w:szCs w:val="36"/>
+          <w:sz w:val="32"/>
+          <w:szCs w:val="32"/>
         </w:rPr>
       </w:pPr>
       <w:r>
         <w:rPr>
           <w:b/>
           <w:bCs w:val="0"/>
-          <w:sz w:val="36"/>
-          <w:szCs w:val="36"/>
+          <w:sz w:val="32"/>
+          <w:szCs w:val="32"/>
         </w:rPr>
         <w:t>Cloud Resume Challenge</w:t>
       </w:r>
@@ -25,425 +25,1233 @@
     <w:p>
       <w:pPr>
         <w:rPr>
-          <w:sz w:val="36"/>
-          <w:szCs w:val="36"/>
+          <w:sz w:val="32"/>
+          <w:szCs w:val="32"/>
         </w:rPr>
       </w:pPr>
     </w:p>
     <w:p>
       <w:pPr>
         <w:rPr>
-          <w:sz w:val="36"/>
-          <w:szCs w:val="36"/>
+          <w:sz w:val="32"/>
+          <w:szCs w:val="32"/>
         </w:rPr>
       </w:pPr>
     </w:p>
     <w:p>
       <w:pPr>
-        <w:rPr>
+        <w:spacing w:before="100" w:beforeAutospacing="1" w:after="100" w:afterAutospacing="1"/>
+        <w:outlineLvl w:val="2"/>
+        <w:rPr>
+          <w:rFonts w:eastAsia="Times New Roman" w:cs="Times New Roman"/>
           <w:b/>
-          <w:bCs w:val="0"/>
-          <w:sz w:val="36"/>
-          <w:szCs w:val="36"/>
-        </w:rPr>
-      </w:pPr>
-      <w:r>
-        <w:rPr>
+          <w:color w:val="auto"/>
+          <w:kern w:val="0"/>
+          <w:sz w:val="32"/>
+          <w:szCs w:val="32"/>
+          <w14:ligatures w14:val="none"/>
+        </w:rPr>
+      </w:pPr>
+      <w:r>
+        <w:rPr>
+          <w:rFonts w:eastAsia="Times New Roman" w:cs="Times New Roman"/>
           <w:b/>
-          <w:bCs w:val="0"/>
-          <w:sz w:val="36"/>
-          <w:szCs w:val="36"/>
-        </w:rPr>
-        <w:t>Chunk</w:t>
-      </w:r>
-      <w:r>
-        <w:rPr>
-          <w:b/>
-          <w:bCs w:val="0"/>
-          <w:sz w:val="36"/>
-          <w:szCs w:val="36"/>
-        </w:rPr>
-        <w:t xml:space="preserve"> 1</w:t>
-      </w:r>
-      <w:r>
-        <w:rPr>
-          <w:b/>
-          <w:bCs w:val="0"/>
-          <w:sz w:val="36"/>
-          <w:szCs w:val="36"/>
-        </w:rPr>
-        <w:t xml:space="preserve"> Building the Front End</w:t>
+          <w:color w:val="auto"/>
+          <w:kern w:val="0"/>
+          <w:sz w:val="32"/>
+          <w:szCs w:val="32"/>
+          <w14:ligatures w14:val="none"/>
+        </w:rPr>
+        <w:t>Chunk 1: Building the Front End</w:t>
       </w:r>
     </w:p>
     <w:p>
       <w:pPr>
-        <w:rPr>
+        <w:numPr>
+          <w:ilvl w:val="0"/>
+          <w:numId w:val="6"/>
+        </w:numPr>
+        <w:spacing w:before="100" w:beforeAutospacing="1" w:after="100" w:afterAutospacing="1"/>
+        <w:rPr>
+          <w:rFonts w:eastAsia="Times New Roman" w:cs="Times New Roman"/>
+          <w:bCs w:val="0"/>
+          <w:color w:val="auto"/>
+          <w:kern w:val="0"/>
+          <w:sz w:val="32"/>
+          <w:szCs w:val="32"/>
+          <w14:ligatures w14:val="none"/>
+        </w:rPr>
+      </w:pPr>
+      <w:r>
+        <w:rPr>
+          <w:rFonts w:eastAsia="Times New Roman" w:cs="Times New Roman"/>
+          <w:bCs w:val="0"/>
+          <w:color w:val="auto"/>
+          <w:kern w:val="0"/>
+          <w:sz w:val="32"/>
+          <w:szCs w:val="32"/>
+          <w14:ligatures w14:val="none"/>
+        </w:rPr>
+        <w:t>In Chunk 1, I found a website template with HTML and CSS code that I would use for my website. Since I had experience with HTML in my previous job maintaining a WordPress site, this part was easy for me, and the work progressed quickly.</w:t>
+      </w:r>
+      <w:r>
+        <w:rPr>
+          <w:rFonts w:eastAsia="Times New Roman" w:cs="Times New Roman"/>
+          <w:bCs w:val="0"/>
+          <w:color w:val="auto"/>
+          <w:kern w:val="0"/>
+          <w:sz w:val="32"/>
+          <w:szCs w:val="32"/>
+          <w14:ligatures w14:val="none"/>
+        </w:rPr>
+        <w:t xml:space="preserve"> The hardest part was trying to figure out what I wanted my website to look like and what I wanted on my resume.</w:t>
+      </w:r>
+      <w:r>
+        <w:rPr>
+          <w:rFonts w:eastAsia="Times New Roman" w:cs="Times New Roman"/>
+          <w:bCs w:val="0"/>
+          <w:color w:val="auto"/>
+          <w:kern w:val="0"/>
+          <w:sz w:val="32"/>
+          <w:szCs w:val="32"/>
+          <w14:ligatures w14:val="none"/>
+        </w:rPr>
+        <w:br/>
+      </w:r>
+    </w:p>
+    <w:p>
+      <w:pPr>
+        <w:numPr>
+          <w:ilvl w:val="0"/>
+          <w:numId w:val="6"/>
+        </w:numPr>
+        <w:spacing w:before="100" w:beforeAutospacing="1" w:after="100" w:afterAutospacing="1"/>
+        <w:rPr>
+          <w:rFonts w:eastAsia="Times New Roman" w:cs="Times New Roman"/>
+          <w:bCs w:val="0"/>
+          <w:color w:val="auto"/>
+          <w:kern w:val="0"/>
+          <w:sz w:val="32"/>
+          <w:szCs w:val="32"/>
+          <w14:ligatures w14:val="none"/>
+        </w:rPr>
+      </w:pPr>
+      <w:r>
+        <w:rPr>
+          <w:rFonts w:eastAsia="Times New Roman" w:cs="Times New Roman"/>
+          <w:bCs w:val="0"/>
+          <w:color w:val="auto"/>
+          <w:kern w:val="0"/>
+          <w:sz w:val="32"/>
+          <w:szCs w:val="32"/>
+          <w14:ligatures w14:val="none"/>
+        </w:rPr>
+        <w:t>The first thing I did in the cloud portion of this project was create an S3 bucket. I uploaded all my folders and files for my static website into this bucket. Then, I enabled static website hosting for the S3 bucket. While this allowed my S3 bucket to serve as a static website, there was one more task I had to complete: setting permissions to allow access to the objects in the bucket. I looked up AWS documentation to find the correct JSON code to add the necessary permissions for static website hosting.</w:t>
+      </w:r>
+      <w:r>
+        <w:rPr>
+          <w:rFonts w:eastAsia="Times New Roman" w:cs="Times New Roman"/>
+          <w:bCs w:val="0"/>
+          <w:color w:val="auto"/>
+          <w:kern w:val="0"/>
+          <w:sz w:val="32"/>
+          <w:szCs w:val="32"/>
+          <w14:ligatures w14:val="none"/>
+        </w:rPr>
+        <w:br/>
+      </w:r>
+    </w:p>
+    <w:p>
+      <w:pPr>
+        <w:numPr>
+          <w:ilvl w:val="0"/>
+          <w:numId w:val="6"/>
+        </w:numPr>
+        <w:spacing w:before="100" w:beforeAutospacing="1" w:after="100" w:afterAutospacing="1"/>
+        <w:rPr>
+          <w:rFonts w:eastAsia="Times New Roman" w:cs="Times New Roman"/>
+          <w:bCs w:val="0"/>
+          <w:color w:val="auto"/>
+          <w:kern w:val="0"/>
+          <w:sz w:val="32"/>
+          <w:szCs w:val="32"/>
+          <w14:ligatures w14:val="none"/>
+        </w:rPr>
+      </w:pPr>
+      <w:r>
+        <w:rPr>
+          <w:rFonts w:eastAsia="Times New Roman" w:cs="Times New Roman"/>
+          <w:bCs w:val="0"/>
+          <w:color w:val="auto"/>
+          <w:kern w:val="0"/>
+          <w:sz w:val="32"/>
+          <w:szCs w:val="32"/>
+          <w14:ligatures w14:val="none"/>
+        </w:rPr>
+        <w:t xml:space="preserve">Next, I requested a domain name. This turned out to be one of the more challenging aspects. After receiving my domain name, I got an email indicating there was an error. Although the domain was registered, it couldn’t create a hosted zone or update the domain with name servers from the hosted zone. I spent some time researching how to fix both errors. To resolve this, I created a hosted zone with my domain name and </w:t>
+      </w:r>
+      <w:r>
+        <w:rPr>
+          <w:rFonts w:eastAsia="Times New Roman" w:cs="Times New Roman"/>
+          <w:bCs w:val="0"/>
+          <w:color w:val="auto"/>
+          <w:kern w:val="0"/>
+          <w:sz w:val="32"/>
+          <w:szCs w:val="32"/>
+          <w14:ligatures w14:val="none"/>
+        </w:rPr>
+        <w:lastRenderedPageBreak/>
+        <w:t>then manually added the four new name servers created by the hosted zone to my domain. Once this was done, the domain was working. I then set my S3 bucket’s website endpoint as an alias for the domain.</w:t>
+      </w:r>
+    </w:p>
+    <w:p>
+      <w:pPr>
+        <w:numPr>
+          <w:ilvl w:val="0"/>
+          <w:numId w:val="6"/>
+        </w:numPr>
+        <w:spacing w:before="100" w:beforeAutospacing="1" w:after="100" w:afterAutospacing="1"/>
+        <w:rPr>
+          <w:rFonts w:eastAsia="Times New Roman" w:cs="Times New Roman"/>
+          <w:bCs w:val="0"/>
+          <w:color w:val="auto"/>
+          <w:kern w:val="0"/>
+          <w:sz w:val="32"/>
+          <w:szCs w:val="32"/>
+          <w14:ligatures w14:val="none"/>
+        </w:rPr>
+      </w:pPr>
+      <w:r>
+        <w:rPr>
+          <w:rFonts w:eastAsia="Times New Roman" w:cs="Times New Roman"/>
+          <w:bCs w:val="0"/>
+          <w:color w:val="auto"/>
+          <w:kern w:val="0"/>
+          <w:sz w:val="32"/>
+          <w:szCs w:val="32"/>
+          <w14:ligatures w14:val="none"/>
+        </w:rPr>
+        <w:t>The final step in this chunk was securing my website. To do this, I used CloudFront to make it secure and to improve delivery speed worldwide. When setting up CloudFront, I had to apply for an SSL certificate for my domain name. Once the certificate was issued, I completed the CloudFront distribution. After the distribution was created, I switched out the S3 alias domain name for the CloudFront domain name, which secured my website.</w:t>
+      </w:r>
+      <w:r>
+        <w:rPr>
+          <w:rFonts w:eastAsia="Times New Roman" w:cs="Times New Roman"/>
+          <w:bCs w:val="0"/>
+          <w:color w:val="auto"/>
+          <w:kern w:val="0"/>
+          <w:sz w:val="32"/>
+          <w:szCs w:val="32"/>
+          <w14:ligatures w14:val="none"/>
+        </w:rPr>
+        <w:br/>
+      </w:r>
+    </w:p>
+    <w:p>
+      <w:pPr>
+        <w:numPr>
+          <w:ilvl w:val="0"/>
+          <w:numId w:val="6"/>
+        </w:numPr>
+        <w:spacing w:before="100" w:beforeAutospacing="1" w:after="100" w:afterAutospacing="1"/>
+        <w:rPr>
+          <w:rFonts w:eastAsia="Times New Roman" w:cs="Times New Roman"/>
+          <w:bCs w:val="0"/>
+          <w:color w:val="auto"/>
+          <w:kern w:val="0"/>
+          <w:sz w:val="32"/>
+          <w:szCs w:val="32"/>
+          <w14:ligatures w14:val="none"/>
+        </w:rPr>
+      </w:pPr>
+      <w:r>
+        <w:rPr>
+          <w:rFonts w:eastAsia="Times New Roman" w:cs="Times New Roman"/>
           <w:b/>
-          <w:bCs w:val="0"/>
-          <w:sz w:val="36"/>
-          <w:szCs w:val="36"/>
-        </w:rPr>
-      </w:pPr>
+          <w:color w:val="auto"/>
+          <w:kern w:val="0"/>
+          <w:sz w:val="32"/>
+          <w:szCs w:val="32"/>
+          <w14:ligatures w14:val="none"/>
+        </w:rPr>
+        <w:t>Most Difficult Part of Chunk 1:</w:t>
+      </w:r>
+      <w:r>
+        <w:rPr>
+          <w:rFonts w:eastAsia="Times New Roman" w:cs="Times New Roman"/>
+          <w:bCs w:val="0"/>
+          <w:color w:val="auto"/>
+          <w:kern w:val="0"/>
+          <w:sz w:val="32"/>
+          <w:szCs w:val="32"/>
+          <w14:ligatures w14:val="none"/>
+        </w:rPr>
+        <w:br/>
+        <w:t>The most challenging part of Chunk 1 was figuring out why CloudFront wasn’t allowing HTTPS for my domain name. After some troubleshooting, I realized I needed to replace the A record in my hosted zone from the S3 endpoint to the CloudFront distribution name.</w:t>
+      </w:r>
+      <w:r>
+        <w:rPr>
+          <w:rFonts w:eastAsia="Times New Roman" w:cs="Times New Roman"/>
+          <w:bCs w:val="0"/>
+          <w:color w:val="auto"/>
+          <w:kern w:val="0"/>
+          <w:sz w:val="32"/>
+          <w:szCs w:val="32"/>
+          <w14:ligatures w14:val="none"/>
+        </w:rPr>
+        <w:br/>
+      </w:r>
+    </w:p>
+    <w:p>
+      <w:pPr>
+        <w:numPr>
+          <w:ilvl w:val="0"/>
+          <w:numId w:val="6"/>
+        </w:numPr>
+        <w:spacing w:before="100" w:beforeAutospacing="1" w:after="100" w:afterAutospacing="1"/>
+        <w:rPr>
+          <w:rFonts w:eastAsia="Times New Roman" w:cs="Times New Roman"/>
+          <w:bCs w:val="0"/>
+          <w:color w:val="auto"/>
+          <w:kern w:val="0"/>
+          <w:sz w:val="32"/>
+          <w:szCs w:val="32"/>
+          <w14:ligatures w14:val="none"/>
+        </w:rPr>
+      </w:pPr>
+      <w:r>
+        <w:rPr>
+          <w:rFonts w:eastAsia="Times New Roman" w:cs="Times New Roman"/>
+          <w:b/>
+          <w:color w:val="auto"/>
+          <w:kern w:val="0"/>
+          <w:sz w:val="32"/>
+          <w:szCs w:val="32"/>
+          <w14:ligatures w14:val="none"/>
+        </w:rPr>
+        <w:t>Problems Overcome in Deploying the Static Site:</w:t>
+      </w:r>
+    </w:p>
+    <w:p>
+      <w:pPr>
+        <w:numPr>
+          <w:ilvl w:val="1"/>
+          <w:numId w:val="6"/>
+        </w:numPr>
+        <w:spacing w:before="100" w:beforeAutospacing="1" w:after="100" w:afterAutospacing="1"/>
+        <w:rPr>
+          <w:rFonts w:eastAsia="Times New Roman" w:cs="Times New Roman"/>
+          <w:bCs w:val="0"/>
+          <w:color w:val="auto"/>
+          <w:kern w:val="0"/>
+          <w:sz w:val="32"/>
+          <w:szCs w:val="32"/>
+          <w14:ligatures w14:val="none"/>
+        </w:rPr>
+      </w:pPr>
+      <w:r>
+        <w:rPr>
+          <w:rFonts w:eastAsia="Times New Roman" w:cs="Times New Roman"/>
+          <w:bCs w:val="0"/>
+          <w:color w:val="auto"/>
+          <w:kern w:val="0"/>
+          <w:sz w:val="32"/>
+          <w:szCs w:val="32"/>
+          <w14:ligatures w14:val="none"/>
+        </w:rPr>
+        <w:t>When I registered my domain name, there was an error on AWS's side. It registered the domain but failed to create a hosted zone and assign name servers. To fix this, I copied the name servers from the hosted zone and manually added them to my domain.</w:t>
+      </w:r>
+    </w:p>
+    <w:p>
+      <w:pPr>
+        <w:numPr>
+          <w:ilvl w:val="1"/>
+          <w:numId w:val="6"/>
+        </w:numPr>
+        <w:spacing w:before="100" w:beforeAutospacing="1" w:after="100" w:afterAutospacing="1"/>
+        <w:rPr>
+          <w:rFonts w:eastAsia="Times New Roman" w:cs="Times New Roman"/>
+          <w:bCs w:val="0"/>
+          <w:color w:val="auto"/>
+          <w:kern w:val="0"/>
+          <w:sz w:val="32"/>
+          <w:szCs w:val="32"/>
+          <w14:ligatures w14:val="none"/>
+        </w:rPr>
+      </w:pPr>
+      <w:r>
+        <w:rPr>
+          <w:rFonts w:eastAsia="Times New Roman" w:cs="Times New Roman"/>
+          <w:bCs w:val="0"/>
+          <w:color w:val="auto"/>
+          <w:kern w:val="0"/>
+          <w:sz w:val="32"/>
+          <w:szCs w:val="32"/>
+          <w14:ligatures w14:val="none"/>
+        </w:rPr>
+        <w:t xml:space="preserve">The second issue I encountered was that HTTPS wasn’t working. While my website loaded over HTTP, it didn’t load over HTTPS. After configuring CloudFront, I couldn’t figure out why HTTPS wouldn’t work until I realized I had to update the A </w:t>
+      </w:r>
+      <w:r>
+        <w:rPr>
+          <w:rFonts w:eastAsia="Times New Roman" w:cs="Times New Roman"/>
+          <w:bCs w:val="0"/>
+          <w:color w:val="auto"/>
+          <w:kern w:val="0"/>
+          <w:sz w:val="32"/>
+          <w:szCs w:val="32"/>
+          <w14:ligatures w14:val="none"/>
+        </w:rPr>
+        <w:lastRenderedPageBreak/>
+        <w:t>record from the S3 endpoint to the CloudFront distribution name.</w:t>
+      </w:r>
+    </w:p>
+    <w:p>
+      <w:pPr>
+        <w:numPr>
+          <w:ilvl w:val="0"/>
+          <w:numId w:val="6"/>
+        </w:numPr>
+        <w:spacing w:before="100" w:beforeAutospacing="1" w:after="100" w:afterAutospacing="1"/>
+        <w:rPr>
+          <w:rFonts w:eastAsia="Times New Roman" w:cs="Times New Roman"/>
+          <w:bCs w:val="0"/>
+          <w:color w:val="auto"/>
+          <w:kern w:val="0"/>
+          <w:sz w:val="32"/>
+          <w:szCs w:val="32"/>
+          <w14:ligatures w14:val="none"/>
+        </w:rPr>
+      </w:pPr>
+      <w:r>
+        <w:rPr>
+          <w:rFonts w:eastAsia="Times New Roman" w:cs="Times New Roman"/>
+          <w:b/>
+          <w:color w:val="auto"/>
+          <w:kern w:val="0"/>
+          <w:sz w:val="32"/>
+          <w:szCs w:val="32"/>
+          <w14:ligatures w14:val="none"/>
+        </w:rPr>
+        <w:t>What I Would Have Done Differently:</w:t>
+      </w:r>
+      <w:r>
+        <w:rPr>
+          <w:rFonts w:eastAsia="Times New Roman" w:cs="Times New Roman"/>
+          <w:bCs w:val="0"/>
+          <w:color w:val="auto"/>
+          <w:kern w:val="0"/>
+          <w:sz w:val="32"/>
+          <w:szCs w:val="32"/>
+          <w14:ligatures w14:val="none"/>
+        </w:rPr>
+        <w:br/>
+        <w:t>If I had more time, I would have added a custom error page for my static website hosted on S3 and explored more CloudFront caching options.</w:t>
+      </w:r>
+    </w:p>
+    <w:p>
+      <w:pPr>
+        <w:spacing w:before="100" w:beforeAutospacing="1" w:after="100" w:afterAutospacing="1"/>
+        <w:outlineLvl w:val="2"/>
+        <w:rPr>
+          <w:rFonts w:eastAsia="Times New Roman" w:cs="Times New Roman"/>
+          <w:b/>
+          <w:color w:val="auto"/>
+          <w:kern w:val="0"/>
+          <w:sz w:val="32"/>
+          <w:szCs w:val="32"/>
+          <w14:ligatures w14:val="none"/>
+        </w:rPr>
+      </w:pPr>
+      <w:r>
+        <w:rPr>
+          <w:rFonts w:eastAsia="Times New Roman" w:cs="Times New Roman"/>
+          <w:b/>
+          <w:color w:val="auto"/>
+          <w:kern w:val="0"/>
+          <w:sz w:val="32"/>
+          <w:szCs w:val="32"/>
+          <w14:ligatures w14:val="none"/>
+        </w:rPr>
+        <w:t>Chunk 2: Building the API</w:t>
+      </w:r>
+    </w:p>
+    <w:p>
+      <w:pPr>
+        <w:numPr>
+          <w:ilvl w:val="0"/>
+          <w:numId w:val="7"/>
+        </w:numPr>
+        <w:spacing w:before="100" w:beforeAutospacing="1" w:after="100" w:afterAutospacing="1"/>
+        <w:rPr>
+          <w:rFonts w:eastAsia="Times New Roman" w:cs="Times New Roman"/>
+          <w:bCs w:val="0"/>
+          <w:color w:val="auto"/>
+          <w:kern w:val="0"/>
+          <w:sz w:val="32"/>
+          <w:szCs w:val="32"/>
+          <w14:ligatures w14:val="none"/>
+        </w:rPr>
+      </w:pPr>
+      <w:r>
+        <w:rPr>
+          <w:rFonts w:eastAsia="Times New Roman" w:cs="Times New Roman"/>
+          <w:bCs w:val="0"/>
+          <w:color w:val="auto"/>
+          <w:kern w:val="0"/>
+          <w:sz w:val="32"/>
+          <w:szCs w:val="32"/>
+          <w14:ligatures w14:val="none"/>
+        </w:rPr>
+        <w:t>In Chunk 2, I began by creating a DynamoDB table. I chose the on-demand read and write capacity mode so I would only pay for what I use. Since I don’t expect high traffic, this was the best choice for my project. After creating the table, I verified it was working by exploring the table and adding an item. Success!</w:t>
+      </w:r>
+      <w:r>
+        <w:rPr>
+          <w:rFonts w:eastAsia="Times New Roman" w:cs="Times New Roman"/>
+          <w:bCs w:val="0"/>
+          <w:color w:val="auto"/>
+          <w:kern w:val="0"/>
+          <w:sz w:val="32"/>
+          <w:szCs w:val="32"/>
+          <w14:ligatures w14:val="none"/>
+        </w:rPr>
+        <w:br/>
+      </w:r>
+    </w:p>
+    <w:p>
+      <w:pPr>
+        <w:numPr>
+          <w:ilvl w:val="0"/>
+          <w:numId w:val="7"/>
+        </w:numPr>
+        <w:spacing w:before="100" w:beforeAutospacing="1" w:after="100" w:afterAutospacing="1"/>
+        <w:rPr>
+          <w:rFonts w:eastAsia="Times New Roman" w:cs="Times New Roman"/>
+          <w:bCs w:val="0"/>
+          <w:color w:val="auto"/>
+          <w:kern w:val="0"/>
+          <w:sz w:val="32"/>
+          <w:szCs w:val="32"/>
+          <w14:ligatures w14:val="none"/>
+        </w:rPr>
+      </w:pPr>
+      <w:r>
+        <w:rPr>
+          <w:rFonts w:eastAsia="Times New Roman" w:cs="Times New Roman"/>
+          <w:bCs w:val="0"/>
+          <w:color w:val="auto"/>
+          <w:kern w:val="0"/>
+          <w:sz w:val="32"/>
+          <w:szCs w:val="32"/>
+          <w14:ligatures w14:val="none"/>
+        </w:rPr>
+        <w:t>Next, I created an IAM role that would allow Lambda and DynamoDB to work together. I did this by going to IAM, creating a new role, selecting Lambda as the use case, and attaching the necessary DynamoDB permissions to allow Lambda to interact with DynamoDB.</w:t>
+      </w:r>
+      <w:r>
+        <w:rPr>
+          <w:rFonts w:eastAsia="Times New Roman" w:cs="Times New Roman"/>
+          <w:bCs w:val="0"/>
+          <w:color w:val="auto"/>
+          <w:kern w:val="0"/>
+          <w:sz w:val="32"/>
+          <w:szCs w:val="32"/>
+          <w14:ligatures w14:val="none"/>
+        </w:rPr>
+        <w:br/>
+      </w:r>
+    </w:p>
+    <w:p>
+      <w:pPr>
+        <w:numPr>
+          <w:ilvl w:val="0"/>
+          <w:numId w:val="7"/>
+        </w:numPr>
+        <w:spacing w:before="100" w:beforeAutospacing="1" w:after="100" w:afterAutospacing="1"/>
+        <w:rPr>
+          <w:rFonts w:eastAsia="Times New Roman" w:cs="Times New Roman"/>
+          <w:bCs w:val="0"/>
+          <w:color w:val="auto"/>
+          <w:kern w:val="0"/>
+          <w:sz w:val="32"/>
+          <w:szCs w:val="32"/>
+          <w14:ligatures w14:val="none"/>
+        </w:rPr>
+      </w:pPr>
+      <w:r>
+        <w:rPr>
+          <w:rFonts w:eastAsia="Times New Roman" w:cs="Times New Roman"/>
+          <w:bCs w:val="0"/>
+          <w:color w:val="auto"/>
+          <w:kern w:val="0"/>
+          <w:sz w:val="32"/>
+          <w:szCs w:val="32"/>
+          <w14:ligatures w14:val="none"/>
+        </w:rPr>
+        <w:t xml:space="preserve">With the IAM role created, I moved on to creating my Lambda function. This function would track visitor counts for my website. I authored the function from scratch, named it, and selected the latest Python runtime. I also attached the necessary DynamoDB permissions. However, my work wasn’t done yet. I had to write Python code to allow the Lambda function to interact with DynamoDB to store the visitor count. There were some challenges along the way, particularly with data types. Initially, I was sending default values as </w:t>
+      </w:r>
+      <w:r>
+        <w:rPr>
+          <w:rFonts w:eastAsia="Times New Roman" w:cs="Times New Roman"/>
+          <w:bCs w:val="0"/>
+          <w:color w:val="auto"/>
+          <w:kern w:val="0"/>
+          <w:sz w:val="32"/>
+          <w:szCs w:val="32"/>
+          <w14:ligatures w14:val="none"/>
+        </w:rPr>
+        <w:lastRenderedPageBreak/>
+        <w:t>strings instead of numbers, which caused errors. Once I fixed that, I also had to address issues with missing commas or colons in my code. Thankfully, the error messages pointed to specific lines, which helped me quickly identify and correct mistakes. Once the code worked, I tested it a few times to confirm that the count was updating correctly in DynamoDB.</w:t>
+      </w:r>
+      <w:r>
+        <w:rPr>
+          <w:rFonts w:eastAsia="Times New Roman" w:cs="Times New Roman"/>
+          <w:bCs w:val="0"/>
+          <w:color w:val="auto"/>
+          <w:kern w:val="0"/>
+          <w:sz w:val="32"/>
+          <w:szCs w:val="32"/>
+          <w14:ligatures w14:val="none"/>
+        </w:rPr>
+        <w:br/>
+      </w:r>
+    </w:p>
+    <w:p>
+      <w:pPr>
+        <w:numPr>
+          <w:ilvl w:val="0"/>
+          <w:numId w:val="7"/>
+        </w:numPr>
+        <w:spacing w:before="100" w:beforeAutospacing="1" w:after="100" w:afterAutospacing="1"/>
+        <w:rPr>
+          <w:rFonts w:eastAsia="Times New Roman" w:cs="Times New Roman"/>
+          <w:bCs w:val="0"/>
+          <w:color w:val="auto"/>
+          <w:kern w:val="0"/>
+          <w:sz w:val="32"/>
+          <w:szCs w:val="32"/>
+          <w14:ligatures w14:val="none"/>
+        </w:rPr>
+      </w:pPr>
+      <w:r>
+        <w:rPr>
+          <w:rFonts w:eastAsia="Times New Roman" w:cs="Times New Roman"/>
+          <w:bCs w:val="0"/>
+          <w:color w:val="auto"/>
+          <w:kern w:val="0"/>
+          <w:sz w:val="32"/>
+          <w:szCs w:val="32"/>
+          <w14:ligatures w14:val="none"/>
+        </w:rPr>
+        <w:t>With the Lambda function working, I moved on to creating an API using API Gateway. I used the REST API option, as recommended in the challenge. Initially, I had some issues getting the API Gateway to work with Lambda, as I had accidentally checked the proxy option during creation. Once I fixed that by recreating the API Gateway, I was able to successfully connect it to Lambda. Using Postman, I tested the API and confirmed it was working. My final issue with API Gateway was that I hadn’t selected the proxy integration when I initially set up the POST method. This required manually mapping out the method and integration requests and responses, which I did successfully.</w:t>
+      </w:r>
+      <w:r>
+        <w:rPr>
+          <w:rFonts w:eastAsia="Times New Roman" w:cs="Times New Roman"/>
+          <w:bCs w:val="0"/>
+          <w:color w:val="auto"/>
+          <w:kern w:val="0"/>
+          <w:sz w:val="32"/>
+          <w:szCs w:val="32"/>
+          <w14:ligatures w14:val="none"/>
+        </w:rPr>
+        <w:br/>
+      </w:r>
+    </w:p>
+    <w:p>
+      <w:pPr>
+        <w:numPr>
+          <w:ilvl w:val="0"/>
+          <w:numId w:val="7"/>
+        </w:numPr>
+        <w:spacing w:before="100" w:beforeAutospacing="1" w:after="100" w:afterAutospacing="1"/>
+        <w:rPr>
+          <w:rFonts w:eastAsia="Times New Roman" w:cs="Times New Roman"/>
+          <w:bCs w:val="0"/>
+          <w:color w:val="auto"/>
+          <w:kern w:val="0"/>
+          <w:sz w:val="32"/>
+          <w:szCs w:val="32"/>
+          <w14:ligatures w14:val="none"/>
+        </w:rPr>
+      </w:pPr>
+      <w:r>
+        <w:rPr>
+          <w:rFonts w:eastAsia="Times New Roman" w:cs="Times New Roman"/>
+          <w:bCs w:val="0"/>
+          <w:color w:val="auto"/>
+          <w:kern w:val="0"/>
+          <w:sz w:val="32"/>
+          <w:szCs w:val="32"/>
+          <w14:ligatures w14:val="none"/>
+        </w:rPr>
+        <w:t>During this chunk of the project, I also set up CloudWatch alarms to monitor Lambda concurrent executions, API Gateway latency, and API request counts over a given period. I configured these alarms to send notifications if any metrics exceeded the thresholds I had defined.</w:t>
+      </w:r>
+    </w:p>
+    <w:p>
+      <w:pPr>
+        <w:rPr>
+          <w:rFonts w:eastAsia="Times New Roman" w:cs="Times New Roman"/>
+          <w:bCs w:val="0"/>
+          <w:color w:val="auto"/>
+          <w:kern w:val="0"/>
+          <w:sz w:val="32"/>
+          <w:szCs w:val="32"/>
+          <w14:ligatures w14:val="none"/>
+        </w:rPr>
+      </w:pPr>
+    </w:p>
+    <w:p>
+      <w:pPr>
+        <w:spacing w:before="100" w:beforeAutospacing="1" w:after="100" w:afterAutospacing="1"/>
+        <w:outlineLvl w:val="2"/>
+        <w:rPr>
+          <w:rFonts w:eastAsia="Times New Roman" w:cs="Times New Roman"/>
+          <w:b/>
+          <w:color w:val="auto"/>
+          <w:kern w:val="0"/>
+          <w:sz w:val="32"/>
+          <w:szCs w:val="32"/>
+          <w14:ligatures w14:val="none"/>
+        </w:rPr>
+      </w:pPr>
+      <w:r>
+        <w:rPr>
+          <w:rFonts w:eastAsia="Times New Roman" w:cs="Times New Roman"/>
+          <w:b/>
+          <w:color w:val="auto"/>
+          <w:kern w:val="0"/>
+          <w:sz w:val="32"/>
+          <w:szCs w:val="32"/>
+          <w14:ligatures w14:val="none"/>
+        </w:rPr>
+        <w:lastRenderedPageBreak/>
+        <w:t>Chunk 3: Frontend and Backend Integratio</w:t>
+      </w:r>
+      <w:r>
+        <w:rPr>
+          <w:rFonts w:eastAsia="Times New Roman" w:cs="Times New Roman"/>
+          <w:b/>
+          <w:color w:val="auto"/>
+          <w:kern w:val="0"/>
+          <w:sz w:val="32"/>
+          <w:szCs w:val="32"/>
+          <w14:ligatures w14:val="none"/>
+        </w:rPr>
+        <w:t>n</w:t>
+      </w:r>
+      <w:r>
+        <w:rPr>
+          <w:rFonts w:eastAsia="Times New Roman" w:cs="Times New Roman"/>
+          <w:bCs w:val="0"/>
+          <w:color w:val="auto"/>
+          <w:kern w:val="0"/>
+          <w:sz w:val="32"/>
+          <w:szCs w:val="32"/>
+          <w14:ligatures w14:val="none"/>
+        </w:rPr>
+        <w:br/>
+      </w:r>
+    </w:p>
+    <w:p>
+      <w:pPr>
+        <w:numPr>
+          <w:ilvl w:val="0"/>
+          <w:numId w:val="8"/>
+        </w:numPr>
+        <w:spacing w:before="100" w:beforeAutospacing="1" w:after="100" w:afterAutospacing="1"/>
+        <w:rPr>
+          <w:rFonts w:eastAsia="Times New Roman" w:cs="Times New Roman"/>
+          <w:bCs w:val="0"/>
+          <w:color w:val="auto"/>
+          <w:kern w:val="0"/>
+          <w:sz w:val="32"/>
+          <w:szCs w:val="32"/>
+          <w14:ligatures w14:val="none"/>
+        </w:rPr>
+      </w:pPr>
+      <w:r>
+        <w:rPr>
+          <w:rFonts w:eastAsia="Times New Roman" w:cs="Times New Roman"/>
+          <w:b/>
+          <w:color w:val="auto"/>
+          <w:kern w:val="0"/>
+          <w:sz w:val="32"/>
+          <w:szCs w:val="32"/>
+          <w14:ligatures w14:val="none"/>
+        </w:rPr>
+        <w:t>CORS Configuration:</w:t>
+      </w:r>
+      <w:r>
+        <w:rPr>
+          <w:rFonts w:eastAsia="Times New Roman" w:cs="Times New Roman"/>
+          <w:bCs w:val="0"/>
+          <w:color w:val="auto"/>
+          <w:kern w:val="0"/>
+          <w:sz w:val="32"/>
+          <w:szCs w:val="32"/>
+          <w14:ligatures w14:val="none"/>
+        </w:rPr>
+        <w:t xml:space="preserve"> To allow my web app to interact with the POST API Gateway service, I had to enable CORS for my S3 bucket. Additionally, I configured CORS settings for my Lambda function because Lambda enforces the Same Origin Policy, which blocks cross-origin requests by default. I added the following headers to my Lambda function's response:</w:t>
+      </w:r>
+    </w:p>
+    <w:p>
+      <w:pPr>
+        <w:spacing w:before="100" w:beforeAutospacing="1" w:after="100" w:afterAutospacing="1"/>
+        <w:ind w:left="720"/>
+        <w:rPr>
+          <w:rStyle w:val="hljs-string"/>
+          <w:sz w:val="32"/>
+          <w:szCs w:val="32"/>
+        </w:rPr>
+      </w:pPr>
+      <w:r>
+        <w:rPr>
+          <w:rStyle w:val="hljs-attr"/>
+          <w:sz w:val="32"/>
+          <w:szCs w:val="32"/>
+        </w:rPr>
+        <w:t>"</w:t>
+      </w:r>
+      <w:proofErr w:type="spellStart"/>
+      <w:r>
+        <w:rPr>
+          <w:rStyle w:val="hljs-attr"/>
+          <w:sz w:val="32"/>
+          <w:szCs w:val="32"/>
+        </w:rPr>
+        <w:t>StatusCode</w:t>
+      </w:r>
+      <w:proofErr w:type="spellEnd"/>
+      <w:r>
+        <w:rPr>
+          <w:rStyle w:val="hljs-attr"/>
+          <w:sz w:val="32"/>
+          <w:szCs w:val="32"/>
+        </w:rPr>
+        <w:t>"</w:t>
+      </w:r>
+      <w:r>
+        <w:rPr>
+          <w:rStyle w:val="hljs-punctuation"/>
+          <w:sz w:val="32"/>
+          <w:szCs w:val="32"/>
+        </w:rPr>
+        <w:t>:</w:t>
+      </w:r>
+      <w:r>
+        <w:rPr>
+          <w:sz w:val="32"/>
+          <w:szCs w:val="32"/>
+        </w:rPr>
+        <w:t xml:space="preserve"> </w:t>
+      </w:r>
+      <w:r>
+        <w:rPr>
+          <w:rStyle w:val="hljs-number"/>
+          <w:sz w:val="32"/>
+          <w:szCs w:val="32"/>
+        </w:rPr>
+        <w:t>200</w:t>
+      </w:r>
+      <w:r>
+        <w:rPr>
+          <w:rStyle w:val="hljs-punctuation"/>
+          <w:sz w:val="32"/>
+          <w:szCs w:val="32"/>
+        </w:rPr>
+        <w:t>,</w:t>
+      </w:r>
+      <w:r>
+        <w:rPr>
+          <w:sz w:val="32"/>
+          <w:szCs w:val="32"/>
+        </w:rPr>
+        <w:t xml:space="preserve"> </w:t>
+      </w:r>
+      <w:r>
+        <w:rPr>
+          <w:sz w:val="32"/>
+          <w:szCs w:val="32"/>
+        </w:rPr>
+        <w:br/>
+      </w:r>
+      <w:r>
+        <w:rPr>
+          <w:rStyle w:val="hljs-attr"/>
+          <w:sz w:val="32"/>
+          <w:szCs w:val="32"/>
+        </w:rPr>
+        <w:t>"headers"</w:t>
+      </w:r>
+      <w:r>
+        <w:rPr>
+          <w:rStyle w:val="hljs-punctuation"/>
+          <w:sz w:val="32"/>
+          <w:szCs w:val="32"/>
+        </w:rPr>
+        <w:t>:</w:t>
+      </w:r>
+      <w:r>
+        <w:rPr>
+          <w:sz w:val="32"/>
+          <w:szCs w:val="32"/>
+        </w:rPr>
+        <w:t xml:space="preserve"> </w:t>
+      </w:r>
+      <w:r>
+        <w:rPr>
+          <w:rStyle w:val="hljs-punctuation"/>
+          <w:sz w:val="32"/>
+          <w:szCs w:val="32"/>
+        </w:rPr>
+        <w:t>{</w:t>
+      </w:r>
+      <w:r>
+        <w:rPr>
+          <w:sz w:val="32"/>
+          <w:szCs w:val="32"/>
+        </w:rPr>
+        <w:t xml:space="preserve"> </w:t>
+      </w:r>
+      <w:r>
+        <w:rPr>
+          <w:sz w:val="32"/>
+          <w:szCs w:val="32"/>
+        </w:rPr>
+        <w:br/>
+      </w:r>
+      <w:r>
+        <w:rPr>
+          <w:rStyle w:val="hljs-attr"/>
+          <w:sz w:val="32"/>
+          <w:szCs w:val="32"/>
+        </w:rPr>
+        <w:t>"Access-Control-Allow-Origin"</w:t>
+      </w:r>
+      <w:r>
+        <w:rPr>
+          <w:rStyle w:val="hljs-punctuation"/>
+          <w:sz w:val="32"/>
+          <w:szCs w:val="32"/>
+        </w:rPr>
+        <w:t>:</w:t>
+      </w:r>
+      <w:r>
+        <w:rPr>
+          <w:sz w:val="32"/>
+          <w:szCs w:val="32"/>
+        </w:rPr>
+        <w:t xml:space="preserve"> </w:t>
+      </w:r>
+      <w:r>
+        <w:rPr>
+          <w:rStyle w:val="hljs-string"/>
+          <w:sz w:val="32"/>
+          <w:szCs w:val="32"/>
+        </w:rPr>
+        <w:t>"*"</w:t>
+      </w:r>
+      <w:r>
+        <w:rPr>
+          <w:rStyle w:val="hljs-punctuation"/>
+          <w:sz w:val="32"/>
+          <w:szCs w:val="32"/>
+        </w:rPr>
+        <w:t>,</w:t>
+      </w:r>
+      <w:r>
+        <w:rPr>
+          <w:sz w:val="32"/>
+          <w:szCs w:val="32"/>
+        </w:rPr>
+        <w:t xml:space="preserve"> </w:t>
+      </w:r>
+      <w:r>
+        <w:rPr>
+          <w:sz w:val="32"/>
+          <w:szCs w:val="32"/>
+        </w:rPr>
+        <w:br/>
+      </w:r>
+      <w:r>
+        <w:rPr>
+          <w:rStyle w:val="hljs-attr"/>
+          <w:sz w:val="32"/>
+          <w:szCs w:val="32"/>
+        </w:rPr>
+        <w:t>"Access-Control-Allow-Methods"</w:t>
+      </w:r>
+      <w:r>
+        <w:rPr>
+          <w:rStyle w:val="hljs-punctuation"/>
+          <w:sz w:val="32"/>
+          <w:szCs w:val="32"/>
+        </w:rPr>
+        <w:t>:</w:t>
+      </w:r>
+      <w:r>
+        <w:rPr>
+          <w:sz w:val="32"/>
+          <w:szCs w:val="32"/>
+        </w:rPr>
+        <w:t xml:space="preserve"> </w:t>
+      </w:r>
+      <w:r>
+        <w:rPr>
+          <w:rStyle w:val="hljs-string"/>
+          <w:sz w:val="32"/>
+          <w:szCs w:val="32"/>
+        </w:rPr>
+        <w:t>"</w:t>
+      </w:r>
+      <w:proofErr w:type="gramStart"/>
+      <w:r>
+        <w:rPr>
+          <w:rStyle w:val="hljs-string"/>
+          <w:sz w:val="32"/>
+          <w:szCs w:val="32"/>
+        </w:rPr>
+        <w:t>POST,GET</w:t>
+      </w:r>
+      <w:proofErr w:type="gramEnd"/>
+      <w:r>
+        <w:rPr>
+          <w:rStyle w:val="hljs-string"/>
+          <w:sz w:val="32"/>
+          <w:szCs w:val="32"/>
+        </w:rPr>
+        <w:t>,OPTIONS"</w:t>
+      </w:r>
+      <w:r>
+        <w:rPr>
+          <w:rStyle w:val="hljs-punctuation"/>
+          <w:sz w:val="32"/>
+          <w:szCs w:val="32"/>
+        </w:rPr>
+        <w:t>,</w:t>
+      </w:r>
+      <w:r>
+        <w:rPr>
+          <w:sz w:val="32"/>
+          <w:szCs w:val="32"/>
+        </w:rPr>
+        <w:t xml:space="preserve"> </w:t>
+      </w:r>
+      <w:r>
+        <w:rPr>
+          <w:rStyle w:val="hljs-attr"/>
+          <w:sz w:val="32"/>
+          <w:szCs w:val="32"/>
+        </w:rPr>
+        <w:t>"Access-Control-Allow-Headers"</w:t>
+      </w:r>
+      <w:r>
+        <w:rPr>
+          <w:rStyle w:val="hljs-punctuation"/>
+          <w:sz w:val="32"/>
+          <w:szCs w:val="32"/>
+        </w:rPr>
+        <w:t>:</w:t>
+      </w:r>
+      <w:r>
+        <w:rPr>
+          <w:sz w:val="32"/>
+          <w:szCs w:val="32"/>
+        </w:rPr>
+        <w:t xml:space="preserve"> </w:t>
+      </w:r>
+      <w:r>
+        <w:rPr>
+          <w:rStyle w:val="hljs-string"/>
+          <w:sz w:val="32"/>
+          <w:szCs w:val="32"/>
+        </w:rPr>
+        <w:t>"Content-Type"</w:t>
+      </w:r>
+    </w:p>
+    <w:p>
+      <w:pPr>
+        <w:spacing w:before="100" w:beforeAutospacing="1" w:after="100" w:afterAutospacing="1"/>
+        <w:ind w:left="720"/>
+        <w:rPr>
+          <w:rStyle w:val="hljs-string"/>
+          <w:sz w:val="32"/>
+          <w:szCs w:val="32"/>
+        </w:rPr>
+      </w:pPr>
+      <w:r>
+        <w:rPr>
+          <w:rStyle w:val="hljs-string"/>
+          <w:sz w:val="32"/>
+          <w:szCs w:val="32"/>
+        </w:rPr>
+        <w:t xml:space="preserve">After setting up CORS in S3 and Lambda it was time to finally finish configuring the CORS in my API Gateway. The first thing I did was to go to my count endpoint and click on the enable CORS tab. Once in the Enable CORS page I clicked on OPTIONS and POST check box and then </w:t>
+      </w:r>
+      <w:proofErr w:type="spellStart"/>
+      <w:r>
+        <w:rPr>
+          <w:rStyle w:val="hljs-string"/>
+          <w:sz w:val="32"/>
+          <w:szCs w:val="32"/>
+        </w:rPr>
+        <w:t>chaged</w:t>
+      </w:r>
+      <w:proofErr w:type="spellEnd"/>
+      <w:r>
+        <w:rPr>
+          <w:rStyle w:val="hljs-string"/>
+          <w:sz w:val="32"/>
+          <w:szCs w:val="32"/>
+        </w:rPr>
+        <w:t xml:space="preserve"> my ACCESS-CONTROL-ALLOW-ORGIN from * to my website chrisweise.com. After I had done this the next </w:t>
+      </w:r>
+      <w:proofErr w:type="gramStart"/>
+      <w:r>
+        <w:rPr>
+          <w:rStyle w:val="hljs-string"/>
+          <w:sz w:val="32"/>
+          <w:szCs w:val="32"/>
+        </w:rPr>
+        <w:t>thing</w:t>
+      </w:r>
+      <w:proofErr w:type="gramEnd"/>
+      <w:r>
+        <w:rPr>
+          <w:rStyle w:val="hljs-string"/>
+          <w:sz w:val="32"/>
+          <w:szCs w:val="32"/>
+        </w:rPr>
+        <w:t xml:space="preserve"> I did was to go to my Post Method and change my Method Response: Response headers to Allow “headers”, the “methods”, and the “origins”. The default is not to have any response headers and so I had to manually insert them. </w:t>
+      </w:r>
     </w:p>
     <w:p>
       <w:pPr>
         <w:pStyle w:val="ListParagraph"/>
         <w:numPr>
           <w:ilvl w:val="0"/>
-          <w:numId w:val="2"/>
+          <w:numId w:val="8"/>
         </w:numPr>
-        <w:rPr>
-          <w:sz w:val="36"/>
-          <w:szCs w:val="36"/>
-        </w:rPr>
-      </w:pPr>
-      <w:r>
-        <w:rPr>
-          <w:sz w:val="36"/>
-          <w:szCs w:val="36"/>
-        </w:rPr>
-        <w:t>In chunk 1 I found a website template with HTML and CSS code</w:t>
-      </w:r>
-      <w:r>
-        <w:rPr>
-          <w:sz w:val="36"/>
-          <w:szCs w:val="36"/>
-        </w:rPr>
-        <w:t xml:space="preserve"> that I would use for my website</w:t>
-      </w:r>
-      <w:r>
-        <w:rPr>
-          <w:sz w:val="36"/>
-          <w:szCs w:val="36"/>
-        </w:rPr>
-        <w:t>. Since I had used HTML in my previous job maintaining a website on WordPress this part was easy for me. This part of the project went quick for me.</w:t>
-      </w:r>
-      <w:r>
-        <w:rPr>
-          <w:sz w:val="36"/>
-          <w:szCs w:val="36"/>
-        </w:rPr>
-        <w:t xml:space="preserve"> </w:t>
+        <w:spacing w:before="100" w:beforeAutospacing="1" w:after="100" w:afterAutospacing="1"/>
+        <w:rPr>
+          <w:rFonts w:eastAsia="Times New Roman" w:cs="Times New Roman"/>
+          <w:b/>
+          <w:color w:val="auto"/>
+          <w:kern w:val="0"/>
+          <w:sz w:val="32"/>
+          <w:szCs w:val="32"/>
+          <w14:ligatures w14:val="none"/>
+        </w:rPr>
+      </w:pPr>
+      <w:r>
+        <w:rPr>
+          <w:rFonts w:eastAsia="Times New Roman" w:cs="Times New Roman"/>
+          <w:b/>
+          <w:color w:val="auto"/>
+          <w:kern w:val="0"/>
+          <w:sz w:val="32"/>
+          <w:szCs w:val="32"/>
+          <w14:ligatures w14:val="none"/>
+        </w:rPr>
+        <w:t>JavaScript for Counter</w:t>
       </w:r>
     </w:p>
     <w:p>
       <w:pPr>
-        <w:rPr>
-          <w:sz w:val="36"/>
-          <w:szCs w:val="36"/>
-        </w:rPr>
-      </w:pPr>
+        <w:numPr>
+          <w:ilvl w:val="1"/>
+          <w:numId w:val="8"/>
+        </w:numPr>
+        <w:spacing w:before="100" w:beforeAutospacing="1" w:after="100" w:afterAutospacing="1"/>
+        <w:rPr>
+          <w:rFonts w:eastAsia="Times New Roman" w:cs="Times New Roman"/>
+          <w:bCs w:val="0"/>
+          <w:color w:val="auto"/>
+          <w:kern w:val="0"/>
+          <w:sz w:val="32"/>
+          <w:szCs w:val="32"/>
+          <w14:ligatures w14:val="none"/>
+        </w:rPr>
+      </w:pPr>
+      <w:r>
+        <w:rPr>
+          <w:rFonts w:eastAsia="Times New Roman" w:cs="Times New Roman"/>
+          <w:bCs w:val="0"/>
+          <w:color w:val="auto"/>
+          <w:kern w:val="0"/>
+          <w:sz w:val="32"/>
+          <w:szCs w:val="32"/>
+          <w14:ligatures w14:val="none"/>
+        </w:rPr>
+        <w:t xml:space="preserve">In this chunk, my goal was to create a JavaScript counter that would integrate my frontend with my backend. This was the part of the project where I </w:t>
+      </w:r>
+      <w:r>
+        <w:rPr>
+          <w:rFonts w:eastAsia="Times New Roman" w:cs="Times New Roman"/>
+          <w:bCs w:val="0"/>
+          <w:color w:val="auto"/>
+          <w:kern w:val="0"/>
+          <w:sz w:val="32"/>
+          <w:szCs w:val="32"/>
+          <w14:ligatures w14:val="none"/>
+        </w:rPr>
+        <w:lastRenderedPageBreak/>
+        <w:t>spent the most time troubleshooting. I first wrote a JavaScript function that would fetch data from my API Gateway and display the visitor count on my website. During development, I encountered a few issues:</w:t>
+      </w:r>
     </w:p>
     <w:p>
       <w:pPr>
         <w:pStyle w:val="ListParagraph"/>
         <w:numPr>
-          <w:ilvl w:val="0"/>
-          <w:numId w:val="2"/>
+          <w:ilvl w:val="2"/>
+          <w:numId w:val="6"/>
         </w:numPr>
-        <w:rPr>
-          <w:sz w:val="36"/>
-          <w:szCs w:val="36"/>
-        </w:rPr>
-      </w:pPr>
-      <w:r>
-        <w:rPr>
-          <w:sz w:val="36"/>
-          <w:szCs w:val="36"/>
-        </w:rPr>
-        <w:t xml:space="preserve">The first thing I did on the cloud portion of this project was create a S3 bucket. In this bucket I put all my folders and files for my static website. From there I </w:t>
-      </w:r>
-      <w:r>
-        <w:rPr>
-          <w:sz w:val="36"/>
-          <w:szCs w:val="36"/>
-        </w:rPr>
-        <w:t xml:space="preserve">set up my S3 bucket to enable </w:t>
-      </w:r>
-      <w:r>
-        <w:rPr>
-          <w:sz w:val="36"/>
-          <w:szCs w:val="36"/>
-        </w:rPr>
-        <w:t xml:space="preserve">static website. Now my S3 bucket could be used as a static website; however, to be able to see my website I had one more item to cover and that was giving permissions to allow getting objects from my bucket, so I looked up the </w:t>
-      </w:r>
-      <w:proofErr w:type="spellStart"/>
-      <w:r>
-        <w:rPr>
-          <w:sz w:val="36"/>
-          <w:szCs w:val="36"/>
-        </w:rPr>
-        <w:t>aws</w:t>
-      </w:r>
-      <w:proofErr w:type="spellEnd"/>
-      <w:r>
-        <w:rPr>
-          <w:sz w:val="36"/>
-          <w:szCs w:val="36"/>
-        </w:rPr>
-        <w:t xml:space="preserve"> file on how to </w:t>
-      </w:r>
-      <w:r>
-        <w:rPr>
-          <w:sz w:val="36"/>
-          <w:szCs w:val="36"/>
-        </w:rPr>
-        <w:t xml:space="preserve">give permissions to S3 buckets to allow static website hosting, the AWS document’s page is where I </w:t>
-      </w:r>
-      <w:r>
-        <w:rPr>
-          <w:sz w:val="36"/>
-          <w:szCs w:val="36"/>
-        </w:rPr>
-        <w:t>found the JSON code I needed to add the permissions I</w:t>
-      </w:r>
-      <w:r>
-        <w:rPr>
-          <w:sz w:val="36"/>
-          <w:szCs w:val="36"/>
-        </w:rPr>
-        <w:t xml:space="preserve"> needed</w:t>
-      </w:r>
-      <w:r>
-        <w:rPr>
-          <w:sz w:val="36"/>
-          <w:szCs w:val="36"/>
-        </w:rPr>
-        <w:t>.</w:t>
+        <w:spacing w:before="100" w:beforeAutospacing="1" w:after="100" w:afterAutospacing="1"/>
+        <w:rPr>
+          <w:rFonts w:eastAsia="Times New Roman" w:cs="Times New Roman"/>
+          <w:bCs w:val="0"/>
+          <w:color w:val="auto"/>
+          <w:kern w:val="0"/>
+          <w:sz w:val="32"/>
+          <w:szCs w:val="32"/>
+          <w14:ligatures w14:val="none"/>
+        </w:rPr>
+      </w:pPr>
+      <w:r>
+        <w:rPr>
+          <w:rFonts w:eastAsia="Times New Roman" w:cs="Times New Roman"/>
+          <w:bCs w:val="0"/>
+          <w:color w:val="auto"/>
+          <w:kern w:val="0"/>
+          <w:sz w:val="32"/>
+          <w:szCs w:val="32"/>
+          <w14:ligatures w14:val="none"/>
+        </w:rPr>
+        <w:t>I initially forgot to parse the response body to convert the JSON string into a JavaScript object.</w:t>
       </w:r>
     </w:p>
     <w:p>
       <w:pPr>
         <w:pStyle w:val="ListParagraph"/>
-        <w:rPr>
-          <w:sz w:val="36"/>
-          <w:szCs w:val="36"/>
-        </w:rPr>
-      </w:pPr>
-    </w:p>
-    <w:p>
-      <w:pPr>
-        <w:pStyle w:val="ListParagraph"/>
         <w:numPr>
-          <w:ilvl w:val="0"/>
-          <w:numId w:val="2"/>
+          <w:ilvl w:val="2"/>
+          <w:numId w:val="6"/>
         </w:numPr>
-        <w:rPr>
-          <w:sz w:val="36"/>
-          <w:szCs w:val="36"/>
-        </w:rPr>
-      </w:pPr>
-      <w:r>
-        <w:rPr>
-          <w:sz w:val="36"/>
-          <w:szCs w:val="36"/>
-        </w:rPr>
-        <w:t xml:space="preserve">Next, I requested a Domain Name. This ended up being one of the more challenging parts because after I received my Domain Name, I got </w:t>
-      </w:r>
-      <w:r>
-        <w:rPr>
-          <w:sz w:val="36"/>
-          <w:szCs w:val="36"/>
-        </w:rPr>
-        <w:lastRenderedPageBreak/>
-        <w:t xml:space="preserve">an email that let me know there was an error with my Domain Name and though it was registered; it couldn’t create a hosted zone or able to update the domain with </w:t>
-      </w:r>
-      <w:r>
-        <w:rPr>
-          <w:sz w:val="36"/>
-          <w:szCs w:val="36"/>
-        </w:rPr>
-        <w:t>N</w:t>
-      </w:r>
-      <w:r>
-        <w:rPr>
-          <w:sz w:val="36"/>
-          <w:szCs w:val="36"/>
-        </w:rPr>
-        <w:t xml:space="preserve">ame </w:t>
-      </w:r>
-      <w:r>
-        <w:rPr>
-          <w:sz w:val="36"/>
-          <w:szCs w:val="36"/>
-        </w:rPr>
-        <w:t>S</w:t>
-      </w:r>
-      <w:r>
-        <w:rPr>
-          <w:sz w:val="36"/>
-          <w:szCs w:val="36"/>
-        </w:rPr>
-        <w:t xml:space="preserve">ervers from the hosted zone. It took me some time looking up how to make both errors correct. I did it by creating a hosted zone with my domain name and then I went into my domain name and added the 4 new Name Servers that </w:t>
-      </w:r>
-      <w:r>
-        <w:rPr>
-          <w:sz w:val="36"/>
-          <w:szCs w:val="36"/>
-        </w:rPr>
-        <w:t>the hosted zone c</w:t>
-      </w:r>
-      <w:r>
-        <w:rPr>
-          <w:sz w:val="36"/>
-          <w:szCs w:val="36"/>
-        </w:rPr>
-        <w:t>reated and then had to add them to my Domain Name</w:t>
-      </w:r>
-      <w:r>
-        <w:rPr>
-          <w:sz w:val="36"/>
-          <w:szCs w:val="36"/>
-        </w:rPr>
-        <w:t>. After, the Domain Name was up and working, I added my</w:t>
-      </w:r>
-      <w:r>
-        <w:rPr>
-          <w:sz w:val="36"/>
-          <w:szCs w:val="36"/>
-        </w:rPr>
-        <w:t xml:space="preserve"> S3 buckets website endpoint as an alias for my Domain Name.</w:t>
-      </w:r>
-    </w:p>
-    <w:p>
-      <w:pPr>
-        <w:pStyle w:val="ListParagraph"/>
-        <w:rPr>
-          <w:sz w:val="36"/>
-          <w:szCs w:val="36"/>
-        </w:rPr>
-      </w:pPr>
-    </w:p>
-    <w:p>
-      <w:pPr>
-        <w:pStyle w:val="ListParagraph"/>
-        <w:numPr>
-          <w:ilvl w:val="0"/>
-          <w:numId w:val="2"/>
-        </w:numPr>
-        <w:rPr>
-          <w:sz w:val="36"/>
-          <w:szCs w:val="36"/>
-        </w:rPr>
-      </w:pPr>
-      <w:r>
-        <w:rPr>
-          <w:sz w:val="36"/>
-          <w:szCs w:val="36"/>
-        </w:rPr>
-        <w:t>The last part of this chunk was to get my website going from being an unsecure site to a secured site and that was using CloudFront to make it secure and be able to be delivered quicker throughout the world. As I began setting up the CloudFront resource, I had to apply for a certificate for my Domain Name that I would use in CloudFront to make it a secure site. Once I received my certificate for my website, I finished up creating my CloudFront distribution. Once it was created I the CloudFront’s Domain Name and switched out the S3 alias Domain Name for the CloudFront Domain Name, thus giving me a website that now is secure to access.</w:t>
-      </w:r>
-    </w:p>
-    <w:p>
-      <w:pPr>
-        <w:pStyle w:val="ListParagraph"/>
-        <w:rPr>
-          <w:rFonts w:cs="0K_ò"/>
-          <w:kern w:val="0"/>
-          <w:sz w:val="36"/>
-          <w:szCs w:val="36"/>
-        </w:rPr>
-      </w:pPr>
-    </w:p>
-    <w:p>
-      <w:pPr>
-        <w:pStyle w:val="ListParagraph"/>
-        <w:numPr>
-          <w:ilvl w:val="0"/>
-          <w:numId w:val="2"/>
-        </w:numPr>
-        <w:rPr>
-          <w:b/>
-          <w:bCs w:val="0"/>
-          <w:sz w:val="36"/>
-          <w:szCs w:val="36"/>
-        </w:rPr>
-      </w:pPr>
-      <w:r>
-        <w:rPr>
-          <w:rFonts w:cs="0K_ò"/>
-          <w:b/>
-          <w:bCs w:val="0"/>
-          <w:kern w:val="0"/>
-          <w:sz w:val="36"/>
-          <w:szCs w:val="36"/>
-        </w:rPr>
-        <w:t xml:space="preserve">What aspect of Chunk 1's work did you find the most difficult?                                                 </w:t>
-      </w:r>
-    </w:p>
-    <w:p>
-      <w:pPr>
-        <w:pStyle w:val="ListParagraph"/>
-        <w:rPr>
-          <w:rFonts w:cs="0K_ò"/>
-          <w:kern w:val="0"/>
-          <w:sz w:val="36"/>
-          <w:szCs w:val="36"/>
-        </w:rPr>
-      </w:pPr>
-      <w:r>
-        <w:rPr>
-          <w:rFonts w:cs="0K_ò"/>
-          <w:kern w:val="0"/>
-          <w:sz w:val="36"/>
-          <w:szCs w:val="36"/>
-        </w:rPr>
-        <w:t xml:space="preserve">The most difficult part of chunk 1 for me was trying to figure out why my CloudFront wasn’t allowing me to use HTTPS for my Domain Name.  Then I figured out that I need to replace my Hosted Zone A record value from my S3 bucket </w:t>
-      </w:r>
-      <w:r>
-        <w:rPr>
-          <w:rFonts w:cs="0K_ò"/>
-          <w:kern w:val="0"/>
-          <w:sz w:val="36"/>
-          <w:szCs w:val="36"/>
-        </w:rPr>
-        <w:t>endpoint</w:t>
-      </w:r>
-      <w:r>
-        <w:rPr>
-          <w:rFonts w:cs="0K_ò"/>
-          <w:kern w:val="0"/>
-          <w:sz w:val="36"/>
-          <w:szCs w:val="36"/>
-        </w:rPr>
-        <w:t xml:space="preserve"> to my CloudFront distribution name. </w:t>
-      </w:r>
-    </w:p>
-    <w:p>
-      <w:pPr>
-        <w:pStyle w:val="ListParagraph"/>
-        <w:rPr>
-          <w:rFonts w:cs="0K_ò"/>
-          <w:kern w:val="0"/>
-          <w:sz w:val="36"/>
-          <w:szCs w:val="36"/>
-        </w:rPr>
-      </w:pPr>
-    </w:p>
-    <w:p>
-      <w:pPr>
-        <w:pStyle w:val="ListParagraph"/>
-        <w:numPr>
-          <w:ilvl w:val="0"/>
-          <w:numId w:val="2"/>
-        </w:numPr>
-        <w:rPr>
-          <w:b/>
-          <w:bCs w:val="0"/>
-          <w:sz w:val="36"/>
-          <w:szCs w:val="36"/>
-        </w:rPr>
-      </w:pPr>
-      <w:r>
-        <w:rPr>
-          <w:rFonts w:cs="0K_ò"/>
-          <w:b/>
-          <w:bCs w:val="0"/>
-          <w:kern w:val="0"/>
-          <w:sz w:val="36"/>
-          <w:szCs w:val="36"/>
-        </w:rPr>
-        <w:t xml:space="preserve">Note one or two problems you overcame to get the static site deployed. include the error messages or screenshots of the issues and write down what you did to fix them. </w:t>
+        <w:spacing w:before="100" w:beforeAutospacing="1" w:after="100" w:afterAutospacing="1"/>
+        <w:rPr>
+          <w:rStyle w:val="hljs-string"/>
+          <w:sz w:val="32"/>
+          <w:szCs w:val="32"/>
+        </w:rPr>
+      </w:pPr>
+      <w:r>
+        <w:rPr>
+          <w:rFonts w:eastAsia="Times New Roman" w:cs="Times New Roman"/>
+          <w:bCs w:val="0"/>
+          <w:color w:val="auto"/>
+          <w:kern w:val="0"/>
+          <w:sz w:val="32"/>
+          <w:szCs w:val="32"/>
+          <w14:ligatures w14:val="none"/>
+        </w:rPr>
+        <w:t>When I first set up the fetch request, I only used the stage URL, which caused an API error when I linked the JavaScript to my HTML. I learned that I needed to add the API endpoint path to the fetch URL.</w:t>
       </w:r>
     </w:p>
     <w:p>
@@ -451,988 +1259,154 @@
         <w:pStyle w:val="ListParagraph"/>
         <w:numPr>
           <w:ilvl w:val="1"/>
-          <w:numId w:val="2"/>
+          <w:numId w:val="8"/>
         </w:numPr>
-        <w:rPr>
-          <w:rFonts w:cs="0K_ò"/>
-          <w:kern w:val="0"/>
+        <w:spacing w:before="100" w:beforeAutospacing="1" w:after="100" w:afterAutospacing="1"/>
+        <w:rPr>
+          <w:rFonts w:eastAsia="Times New Roman" w:cs="Times New Roman"/>
+          <w:bCs w:val="0"/>
+          <w:color w:val="auto"/>
+          <w:kern w:val="0"/>
+          <w:sz w:val="32"/>
+          <w:szCs w:val="32"/>
+          <w14:ligatures w14:val="none"/>
+        </w:rPr>
+      </w:pPr>
+      <w:r>
+        <w:rPr>
+          <w:rStyle w:val="Strong"/>
+          <w:b w:val="0"/>
+          <w:bCs/>
+          <w:sz w:val="32"/>
+          <w:szCs w:val="32"/>
+        </w:rPr>
+        <w:t xml:space="preserve">The </w:t>
+      </w:r>
+      <w:r>
+        <w:rPr>
+          <w:rStyle w:val="Strong"/>
+          <w:b w:val="0"/>
+          <w:bCs/>
+          <w:sz w:val="32"/>
+          <w:szCs w:val="32"/>
+        </w:rPr>
+        <w:t>final</w:t>
+      </w:r>
+      <w:r>
+        <w:rPr>
+          <w:rStyle w:val="Strong"/>
+          <w:b w:val="0"/>
+          <w:bCs/>
+          <w:sz w:val="32"/>
+          <w:szCs w:val="32"/>
+        </w:rPr>
+        <w:t xml:space="preserve"> </w:t>
+      </w:r>
+      <w:r>
+        <w:rPr>
+          <w:rStyle w:val="Strong"/>
+          <w:b w:val="0"/>
+          <w:bCs/>
+          <w:sz w:val="32"/>
+          <w:szCs w:val="32"/>
+        </w:rPr>
+        <w:t>2 p</w:t>
+      </w:r>
+      <w:r>
+        <w:rPr>
+          <w:rStyle w:val="Strong"/>
+          <w:b w:val="0"/>
+          <w:bCs/>
+          <w:sz w:val="32"/>
+          <w:szCs w:val="32"/>
+        </w:rPr>
+        <w:t>roblem</w:t>
+      </w:r>
+      <w:r>
+        <w:rPr>
+          <w:rStyle w:val="Strong"/>
+          <w:b w:val="0"/>
+          <w:bCs/>
+          <w:sz w:val="32"/>
+          <w:szCs w:val="32"/>
+        </w:rPr>
+        <w:t>s</w:t>
+      </w:r>
+      <w:r>
+        <w:rPr>
+          <w:rStyle w:val="Strong"/>
+          <w:b w:val="0"/>
+          <w:bCs/>
+          <w:sz w:val="32"/>
+          <w:szCs w:val="32"/>
+        </w:rPr>
+        <w:t>:</w:t>
+      </w:r>
+      <w:r>
+        <w:rPr>
+          <w:sz w:val="32"/>
+          <w:szCs w:val="32"/>
+        </w:rPr>
+        <w:t xml:space="preserve"> After implementing the counter, it worked perfectly on my local machine. However, when I uploaded the site to S3, the counter wasn’t working. Initially, I thought it was a CORS issue, but upon inspection, CORS was set up correctly</w:t>
+      </w:r>
+      <w:r>
+        <w:rPr>
+          <w:sz w:val="32"/>
+          <w:szCs w:val="32"/>
+        </w:rPr>
+        <w:t>. However, t</w:t>
+      </w:r>
+      <w:r>
+        <w:rPr>
+          <w:sz w:val="32"/>
+          <w:szCs w:val="32"/>
+        </w:rPr>
+        <w:t>he issue was that the fetch request wasn’t using the correct API endpoint URL—it was only using the stage URL, not the full endpoint path. Once I fixed this, I thought everything was working, but I still encountered a problem. The site worked fine locally but failed to fetch data from S3. After further investigation, I realized I had forgotten to invalidate the CloudFront cache. After invalidating it, the counter worked as expected.</w:t>
+      </w:r>
+    </w:p>
+    <w:p>
+      <w:pPr>
+        <w:rPr>
+          <w:sz w:val="32"/>
+          <w:szCs w:val="32"/>
+        </w:rPr>
+      </w:pPr>
+    </w:p>
+    <w:p>
+      <w:pPr>
+        <w:rPr>
+          <w:sz w:val="32"/>
+          <w:szCs w:val="32"/>
+        </w:rPr>
+      </w:pPr>
+    </w:p>
+    <w:p>
+      <w:pPr>
+        <w:rPr>
+          <w:sz w:val="32"/>
+          <w:szCs w:val="32"/>
+        </w:rPr>
+      </w:pPr>
+    </w:p>
+    <w:p>
+      <w:pPr>
+        <w:rPr>
           <w:sz w:val="36"/>
           <w:szCs w:val="36"/>
         </w:rPr>
       </w:pPr>
-      <w:r>
-        <w:rPr>
-          <w:rFonts w:cs="0K_ò"/>
-          <w:kern w:val="0"/>
+    </w:p>
+    <w:p>
+      <w:pPr>
+        <w:rPr>
           <w:sz w:val="36"/>
           <w:szCs w:val="36"/>
         </w:rPr>
-        <w:t xml:space="preserve">My first problem was that when I created my AWS domain name, there was an error on AWS </w:t>
-      </w:r>
-      <w:r>
-        <w:rPr>
-          <w:rFonts w:cs="0K_ò"/>
-          <w:kern w:val="0"/>
-          <w:sz w:val="36"/>
-          <w:szCs w:val="36"/>
-        </w:rPr>
-        <w:t>side,</w:t>
-      </w:r>
-      <w:r>
-        <w:rPr>
-          <w:rFonts w:cs="0K_ò"/>
-          <w:kern w:val="0"/>
-          <w:sz w:val="36"/>
-          <w:szCs w:val="36"/>
-        </w:rPr>
-        <w:t xml:space="preserve"> so it was able to register the domain name but not able to set up a hosted zone and so also name able to put the Name Servers into the domain from the server. To fix this problem I had to go into the hosted zone individually copy the Name Servers from the hosted zone and add them to my domain name.</w:t>
-      </w:r>
+      </w:pPr>
     </w:p>
     <w:p>
       <w:pPr>
-        <w:pStyle w:val="ListParagraph"/>
-        <w:numPr>
-          <w:ilvl w:val="1"/>
-          <w:numId w:val="2"/>
-        </w:numPr>
-        <w:rPr>
-          <w:rFonts w:cs="0K_ò"/>
-          <w:kern w:val="0"/>
-          <w:sz w:val="36"/>
-          <w:szCs w:val="36"/>
-        </w:rPr>
-      </w:pPr>
-      <w:r>
-        <w:rPr>
-          <w:rFonts w:cs="0K_ò"/>
-          <w:kern w:val="0"/>
-          <w:sz w:val="36"/>
-          <w:szCs w:val="36"/>
-        </w:rPr>
-        <w:t xml:space="preserve">My second problem that I dealt with was my HTTPS was not working, though when I went to the unsecure domain name it would pull up my website. I configured the CloudFront correctly but could not figure out why it </w:t>
-      </w:r>
-      <w:r>
-        <w:rPr>
-          <w:rFonts w:cs="0K_ò"/>
-          <w:kern w:val="0"/>
-          <w:sz w:val="36"/>
-          <w:szCs w:val="36"/>
-        </w:rPr>
-        <w:lastRenderedPageBreak/>
-        <w:t xml:space="preserve">wouldn’t allow me to use HTTPS, until eventually I figured out that I needed to replace </w:t>
-      </w:r>
-      <w:r>
-        <w:rPr>
-          <w:rFonts w:cs="0K_ò"/>
-          <w:kern w:val="0"/>
-          <w:sz w:val="36"/>
-          <w:szCs w:val="36"/>
-        </w:rPr>
-        <w:t xml:space="preserve">A record from </w:t>
-      </w:r>
-      <w:r>
-        <w:rPr>
-          <w:rFonts w:cs="0K_ò"/>
-          <w:kern w:val="0"/>
-          <w:sz w:val="36"/>
-          <w:szCs w:val="36"/>
-        </w:rPr>
-        <w:t xml:space="preserve">the </w:t>
-      </w:r>
-      <w:r>
-        <w:rPr>
-          <w:rFonts w:cs="0K_ò"/>
-          <w:kern w:val="0"/>
-          <w:sz w:val="36"/>
-          <w:szCs w:val="36"/>
-        </w:rPr>
-        <w:t>S3 endpoint to the CloudFront distribution name.</w:t>
-      </w:r>
-    </w:p>
-    <w:p>
-      <w:pPr>
-        <w:pStyle w:val="ListParagraph"/>
-        <w:rPr>
-          <w:rFonts w:cs="0K_ò"/>
-          <w:kern w:val="0"/>
-          <w:sz w:val="36"/>
-          <w:szCs w:val="36"/>
-        </w:rPr>
-      </w:pPr>
-    </w:p>
-    <w:p>
-      <w:pPr>
-        <w:pStyle w:val="ListParagraph"/>
-        <w:rPr>
-          <w:rFonts w:cs="0K_ò"/>
-          <w:kern w:val="0"/>
-          <w:sz w:val="36"/>
-          <w:szCs w:val="36"/>
-        </w:rPr>
-      </w:pPr>
-    </w:p>
-    <w:p>
-      <w:pPr>
-        <w:pStyle w:val="ListParagraph"/>
-        <w:numPr>
-          <w:ilvl w:val="0"/>
-          <w:numId w:val="2"/>
-        </w:numPr>
-        <w:rPr>
-          <w:b/>
-          <w:bCs w:val="0"/>
-          <w:sz w:val="36"/>
-          <w:szCs w:val="36"/>
-        </w:rPr>
-      </w:pPr>
-      <w:r>
-        <w:rPr>
-          <w:rFonts w:cs="0K_ò"/>
-          <w:b/>
-          <w:bCs w:val="0"/>
-          <w:kern w:val="0"/>
-          <w:sz w:val="36"/>
-          <w:szCs w:val="36"/>
-        </w:rPr>
-        <w:t>What's something you'd have done differently, or added, if you'd had more time?</w:t>
-      </w:r>
-    </w:p>
-    <w:p>
-      <w:pPr>
-        <w:rPr>
-          <w:sz w:val="36"/>
-          <w:szCs w:val="36"/>
-        </w:rPr>
-      </w:pPr>
-    </w:p>
-    <w:p>
-      <w:pPr>
-        <w:rPr>
-          <w:sz w:val="36"/>
-          <w:szCs w:val="36"/>
-        </w:rPr>
-      </w:pPr>
-    </w:p>
-    <w:p>
-      <w:pPr>
-        <w:rPr>
-          <w:b/>
-          <w:bCs w:val="0"/>
-          <w:sz w:val="36"/>
-          <w:szCs w:val="36"/>
-        </w:rPr>
-      </w:pPr>
-      <w:r>
-        <w:rPr>
-          <w:b/>
-          <w:bCs w:val="0"/>
-          <w:sz w:val="36"/>
-          <w:szCs w:val="36"/>
-        </w:rPr>
-        <w:t>Chunk 2</w:t>
-      </w:r>
-      <w:r>
-        <w:rPr>
-          <w:b/>
-          <w:bCs w:val="0"/>
-          <w:sz w:val="36"/>
-          <w:szCs w:val="36"/>
-        </w:rPr>
-        <w:t xml:space="preserve"> Building the API</w:t>
-      </w:r>
-    </w:p>
-    <w:p>
-      <w:pPr>
-        <w:rPr>
-          <w:b/>
-          <w:bCs w:val="0"/>
-          <w:sz w:val="36"/>
-          <w:szCs w:val="36"/>
-        </w:rPr>
-      </w:pPr>
-    </w:p>
-    <w:p>
-      <w:pPr>
-        <w:pStyle w:val="ListParagraph"/>
-        <w:numPr>
-          <w:ilvl w:val="0"/>
-          <w:numId w:val="3"/>
-        </w:numPr>
-        <w:rPr>
-          <w:sz w:val="36"/>
-          <w:szCs w:val="36"/>
-        </w:rPr>
-      </w:pPr>
-      <w:r>
-        <w:rPr>
-          <w:sz w:val="36"/>
-          <w:szCs w:val="36"/>
-        </w:rPr>
-        <w:t xml:space="preserve">In chunk 2, I started by making a DynamoDB table. </w:t>
-      </w:r>
-      <w:r>
-        <w:rPr>
-          <w:sz w:val="36"/>
-          <w:szCs w:val="36"/>
-        </w:rPr>
-        <w:t xml:space="preserve">I chose to go with the on-demand read and write so that I only pay for what I use. I don’t expect to consume a lot of capacity, so this works the best for my project. </w:t>
-      </w:r>
-      <w:r>
-        <w:rPr>
-          <w:sz w:val="36"/>
-          <w:szCs w:val="36"/>
-        </w:rPr>
-        <w:t xml:space="preserve">Once I finished </w:t>
-      </w:r>
-      <w:r>
-        <w:rPr>
-          <w:sz w:val="36"/>
-          <w:szCs w:val="36"/>
-        </w:rPr>
-        <w:t xml:space="preserve">creating </w:t>
-      </w:r>
-      <w:r>
-        <w:rPr>
-          <w:sz w:val="36"/>
-          <w:szCs w:val="36"/>
-        </w:rPr>
-        <w:t>the table, I checked to make sure the table was working by selecting the Explore items tab on the right and then selecting my DynamoDB. Once at my table item I created my item to make sure the table was working. Success! It added the item I was wanting it to add. Now on to the next part of chunk 2.</w:t>
-      </w:r>
-    </w:p>
-    <w:p>
-      <w:pPr>
-        <w:pStyle w:val="ListParagraph"/>
-        <w:rPr>
-          <w:sz w:val="36"/>
-          <w:szCs w:val="36"/>
-        </w:rPr>
-      </w:pPr>
-    </w:p>
-    <w:p>
-      <w:pPr>
-        <w:pStyle w:val="ListParagraph"/>
-        <w:numPr>
-          <w:ilvl w:val="0"/>
-          <w:numId w:val="3"/>
-        </w:numPr>
-        <w:rPr>
-          <w:sz w:val="36"/>
-          <w:szCs w:val="36"/>
-        </w:rPr>
-      </w:pPr>
-      <w:r>
-        <w:rPr>
-          <w:sz w:val="36"/>
-          <w:szCs w:val="36"/>
-        </w:rPr>
-        <w:t>Now I had to create an I</w:t>
-      </w:r>
-      <w:r>
-        <w:rPr>
-          <w:sz w:val="36"/>
-          <w:szCs w:val="36"/>
-        </w:rPr>
-        <w:t>AM</w:t>
-      </w:r>
-      <w:r>
-        <w:rPr>
-          <w:sz w:val="36"/>
-          <w:szCs w:val="36"/>
-        </w:rPr>
-        <w:t xml:space="preserve"> </w:t>
-      </w:r>
-      <w:r>
-        <w:rPr>
-          <w:sz w:val="36"/>
-          <w:szCs w:val="36"/>
-        </w:rPr>
-        <w:t>Role, so that Lambda and DynamoD</w:t>
-      </w:r>
-      <w:r>
-        <w:rPr>
-          <w:sz w:val="36"/>
-          <w:szCs w:val="36"/>
-        </w:rPr>
-        <w:t>B</w:t>
-      </w:r>
-      <w:r>
-        <w:rPr>
-          <w:sz w:val="36"/>
-          <w:szCs w:val="36"/>
-        </w:rPr>
-        <w:t xml:space="preserve"> could work together. I did this by going into IAM</w:t>
-      </w:r>
-      <w:r>
-        <w:rPr>
-          <w:sz w:val="36"/>
-          <w:szCs w:val="36"/>
-        </w:rPr>
-        <w:t xml:space="preserve"> and </w:t>
-      </w:r>
-      <w:r>
-        <w:rPr>
-          <w:sz w:val="36"/>
-          <w:szCs w:val="36"/>
-        </w:rPr>
-        <w:t>clicking</w:t>
-      </w:r>
-      <w:r>
-        <w:rPr>
-          <w:sz w:val="36"/>
-          <w:szCs w:val="36"/>
-        </w:rPr>
-        <w:t xml:space="preserve"> </w:t>
-      </w:r>
-      <w:r>
-        <w:rPr>
-          <w:sz w:val="36"/>
-          <w:szCs w:val="36"/>
-        </w:rPr>
-        <w:t xml:space="preserve">the create role button, selecting Lambda on the Use Case </w:t>
-      </w:r>
-      <w:r>
-        <w:rPr>
-          <w:sz w:val="36"/>
-          <w:szCs w:val="36"/>
-        </w:rPr>
-        <w:lastRenderedPageBreak/>
-        <w:t xml:space="preserve">drop down tab and then adding the DynamoDB permissions I needed for </w:t>
-      </w:r>
-      <w:r>
-        <w:rPr>
-          <w:sz w:val="36"/>
-          <w:szCs w:val="36"/>
-        </w:rPr>
-        <w:t xml:space="preserve">the </w:t>
-      </w:r>
-      <w:r>
-        <w:rPr>
-          <w:sz w:val="36"/>
-          <w:szCs w:val="36"/>
-        </w:rPr>
-        <w:t>Lambda to be able to put item</w:t>
-      </w:r>
-      <w:r>
-        <w:rPr>
-          <w:sz w:val="36"/>
-          <w:szCs w:val="36"/>
-        </w:rPr>
-        <w:t>s</w:t>
-      </w:r>
-      <w:r>
-        <w:rPr>
-          <w:sz w:val="36"/>
-          <w:szCs w:val="36"/>
-        </w:rPr>
-        <w:t xml:space="preserve"> in</w:t>
-      </w:r>
-      <w:r>
-        <w:rPr>
-          <w:sz w:val="36"/>
-          <w:szCs w:val="36"/>
-        </w:rPr>
-        <w:t>to</w:t>
-      </w:r>
-      <w:r>
-        <w:rPr>
-          <w:sz w:val="36"/>
-          <w:szCs w:val="36"/>
-        </w:rPr>
-        <w:t xml:space="preserve"> </w:t>
-      </w:r>
-      <w:r>
-        <w:rPr>
-          <w:sz w:val="36"/>
-          <w:szCs w:val="36"/>
-        </w:rPr>
-        <w:t>DynamoDB</w:t>
-      </w:r>
-      <w:r>
-        <w:rPr>
-          <w:sz w:val="36"/>
-          <w:szCs w:val="36"/>
-        </w:rPr>
-        <w:t>.</w:t>
-      </w:r>
-    </w:p>
-    <w:p>
-      <w:pPr>
-        <w:rPr>
-          <w:sz w:val="36"/>
-          <w:szCs w:val="36"/>
-        </w:rPr>
-      </w:pPr>
-    </w:p>
-    <w:p>
-      <w:pPr>
-        <w:pStyle w:val="ListParagraph"/>
-        <w:numPr>
-          <w:ilvl w:val="0"/>
-          <w:numId w:val="3"/>
-        </w:numPr>
-        <w:rPr>
-          <w:sz w:val="36"/>
-          <w:szCs w:val="36"/>
-        </w:rPr>
-      </w:pPr>
-      <w:r>
-        <w:rPr>
-          <w:sz w:val="36"/>
-          <w:szCs w:val="36"/>
-        </w:rPr>
-        <w:t>Once I had my IAM role ready, I moved onto creating my Lambda function</w:t>
-      </w:r>
-      <w:r>
-        <w:rPr>
-          <w:sz w:val="36"/>
-          <w:szCs w:val="36"/>
-        </w:rPr>
-        <w:t xml:space="preserve"> so that I could create a visitor counter for my website</w:t>
-      </w:r>
-      <w:r>
-        <w:rPr>
-          <w:sz w:val="36"/>
-          <w:szCs w:val="36"/>
-        </w:rPr>
-        <w:t>.</w:t>
-      </w:r>
-      <w:r>
-        <w:rPr>
-          <w:sz w:val="36"/>
-          <w:szCs w:val="36"/>
-        </w:rPr>
-        <w:t xml:space="preserve"> </w:t>
-      </w:r>
-      <w:r>
-        <w:rPr>
-          <w:sz w:val="36"/>
-          <w:szCs w:val="36"/>
-        </w:rPr>
-        <w:t>I authored the function from scratch</w:t>
-      </w:r>
-      <w:r>
-        <w:rPr>
-          <w:sz w:val="36"/>
-          <w:szCs w:val="36"/>
-        </w:rPr>
-        <w:t xml:space="preserve"> </w:t>
-      </w:r>
-      <w:r>
-        <w:rPr>
-          <w:sz w:val="36"/>
-          <w:szCs w:val="36"/>
-        </w:rPr>
-        <w:t>g</w:t>
-      </w:r>
-      <w:r>
-        <w:rPr>
-          <w:sz w:val="36"/>
-          <w:szCs w:val="36"/>
-        </w:rPr>
-        <w:t>ave</w:t>
-      </w:r>
-      <w:r>
-        <w:rPr>
-          <w:sz w:val="36"/>
-          <w:szCs w:val="36"/>
-        </w:rPr>
-        <w:t xml:space="preserve"> it a name</w:t>
-      </w:r>
-      <w:r>
-        <w:rPr>
-          <w:sz w:val="36"/>
-          <w:szCs w:val="36"/>
-        </w:rPr>
-        <w:t>,</w:t>
-      </w:r>
-      <w:r>
-        <w:rPr>
-          <w:sz w:val="36"/>
-          <w:szCs w:val="36"/>
-        </w:rPr>
-        <w:t xml:space="preserve"> pick</w:t>
-      </w:r>
-      <w:r>
-        <w:rPr>
-          <w:sz w:val="36"/>
-          <w:szCs w:val="36"/>
-        </w:rPr>
-        <w:t>ed</w:t>
-      </w:r>
-      <w:r>
-        <w:rPr>
-          <w:sz w:val="36"/>
-          <w:szCs w:val="36"/>
-        </w:rPr>
-        <w:t xml:space="preserve"> </w:t>
-      </w:r>
-      <w:r>
-        <w:rPr>
-          <w:sz w:val="36"/>
-          <w:szCs w:val="36"/>
-        </w:rPr>
-        <w:t xml:space="preserve">the latest </w:t>
-      </w:r>
-      <w:r>
-        <w:rPr>
-          <w:sz w:val="36"/>
-          <w:szCs w:val="36"/>
-        </w:rPr>
-        <w:t>Python as my Runtime and g</w:t>
-      </w:r>
-      <w:r>
-        <w:rPr>
-          <w:sz w:val="36"/>
-          <w:szCs w:val="36"/>
-        </w:rPr>
-        <w:t>ave</w:t>
-      </w:r>
-      <w:r>
-        <w:rPr>
-          <w:sz w:val="36"/>
-          <w:szCs w:val="36"/>
-        </w:rPr>
-        <w:t xml:space="preserve"> it the permission</w:t>
-      </w:r>
-      <w:r>
-        <w:rPr>
-          <w:sz w:val="36"/>
-          <w:szCs w:val="36"/>
-        </w:rPr>
-        <w:t>s</w:t>
-      </w:r>
-      <w:r>
-        <w:rPr>
-          <w:sz w:val="36"/>
-          <w:szCs w:val="36"/>
-        </w:rPr>
-        <w:t xml:space="preserve"> for DynamoDB that I had just created. </w:t>
-      </w:r>
-      <w:r>
-        <w:rPr>
-          <w:sz w:val="36"/>
-          <w:szCs w:val="36"/>
-        </w:rPr>
-        <w:t>Though my function was created</w:t>
-      </w:r>
-      <w:r>
-        <w:rPr>
-          <w:sz w:val="36"/>
-          <w:szCs w:val="36"/>
-        </w:rPr>
-        <w:t xml:space="preserve">, </w:t>
-      </w:r>
-      <w:r>
-        <w:rPr>
-          <w:sz w:val="36"/>
-          <w:szCs w:val="36"/>
-        </w:rPr>
-        <w:t>I was</w:t>
-      </w:r>
-      <w:r>
-        <w:rPr>
-          <w:sz w:val="36"/>
-          <w:szCs w:val="36"/>
-        </w:rPr>
-        <w:t xml:space="preserve"> not done with Lambda yet because now I need</w:t>
-      </w:r>
-      <w:r>
-        <w:rPr>
-          <w:sz w:val="36"/>
-          <w:szCs w:val="36"/>
-        </w:rPr>
-        <w:t>ed</w:t>
-      </w:r>
-      <w:r>
-        <w:rPr>
-          <w:sz w:val="36"/>
-          <w:szCs w:val="36"/>
-        </w:rPr>
-        <w:t xml:space="preserve"> to write Python code allowing the Lambda to work with DynamoDB</w:t>
-      </w:r>
-      <w:r>
-        <w:rPr>
-          <w:sz w:val="36"/>
-          <w:szCs w:val="36"/>
-        </w:rPr>
-        <w:t xml:space="preserve"> where I am storing the count</w:t>
-      </w:r>
-      <w:r>
-        <w:rPr>
-          <w:sz w:val="36"/>
-          <w:szCs w:val="36"/>
-        </w:rPr>
-        <w:t xml:space="preserve">. </w:t>
-      </w:r>
-      <w:r>
-        <w:rPr>
-          <w:sz w:val="36"/>
-          <w:szCs w:val="36"/>
-        </w:rPr>
-        <w:t xml:space="preserve">It did take me </w:t>
-      </w:r>
-      <w:r>
-        <w:rPr>
-          <w:sz w:val="36"/>
-          <w:szCs w:val="36"/>
-        </w:rPr>
-        <w:t xml:space="preserve">some </w:t>
-      </w:r>
-      <w:r>
-        <w:rPr>
-          <w:sz w:val="36"/>
-          <w:szCs w:val="36"/>
-        </w:rPr>
-        <w:t>time to figure out the code for this and to get it to work. At first when I was testing it, I would get errors because I didn’t realize that I need</w:t>
-      </w:r>
-      <w:r>
-        <w:rPr>
-          <w:sz w:val="36"/>
-          <w:szCs w:val="36"/>
-        </w:rPr>
-        <w:t>ed</w:t>
-      </w:r>
-      <w:r>
-        <w:rPr>
-          <w:sz w:val="36"/>
-          <w:szCs w:val="36"/>
-        </w:rPr>
-        <w:t xml:space="preserve"> to make the default values in the Lambda test not a string but a numerical value so, I didn’t remove the “” and if you are only using 1 of the 3 attributes you need to remove the comma after the first attribute. Once I figured this out, I then had to fix the code errors I would get as I was making this code. Thankfully, the test would tell me line numbers that I had errors so I could focus on those lines to see what I did wrong. Usually, it was a misspelling of a word, missing a comma or colon. Once the code was correct, I now could </w:t>
-      </w:r>
-      <w:r>
-        <w:rPr>
-          <w:sz w:val="36"/>
-          <w:szCs w:val="36"/>
-        </w:rPr>
-        <w:lastRenderedPageBreak/>
-        <w:t xml:space="preserve">test my Lambda function to make sure it could </w:t>
-      </w:r>
-      <w:r>
-        <w:rPr>
-          <w:sz w:val="36"/>
-          <w:szCs w:val="36"/>
-        </w:rPr>
-        <w:t>change my count every time I tested the function</w:t>
-      </w:r>
-      <w:r>
-        <w:rPr>
-          <w:sz w:val="36"/>
-          <w:szCs w:val="36"/>
-        </w:rPr>
-        <w:t xml:space="preserve"> in DynamoDB. I tested it a few times to make sure it worked, and it did!</w:t>
-      </w:r>
-    </w:p>
-    <w:p>
-      <w:pPr>
-        <w:rPr>
-          <w:sz w:val="36"/>
-          <w:szCs w:val="36"/>
-        </w:rPr>
-      </w:pPr>
-    </w:p>
-    <w:p>
-      <w:pPr>
-        <w:pStyle w:val="ListParagraph"/>
-        <w:numPr>
-          <w:ilvl w:val="0"/>
-          <w:numId w:val="5"/>
-        </w:numPr>
-        <w:rPr>
-          <w:sz w:val="36"/>
-          <w:szCs w:val="36"/>
-        </w:rPr>
-      </w:pPr>
-      <w:r>
-        <w:rPr>
-          <w:sz w:val="36"/>
-          <w:szCs w:val="36"/>
-        </w:rPr>
-        <w:t>Now that my Lambda was working with my DynamoDB, it was time to create an API</w:t>
-      </w:r>
-      <w:r>
-        <w:rPr>
-          <w:sz w:val="36"/>
-          <w:szCs w:val="36"/>
-        </w:rPr>
-        <w:t>.</w:t>
-      </w:r>
-      <w:r>
-        <w:rPr>
-          <w:sz w:val="36"/>
-          <w:szCs w:val="36"/>
-        </w:rPr>
-        <w:t xml:space="preserve"> API Gateway is the resource I used to make this happen, since API Gateway acts as go between for clients outside AWS and my backend.</w:t>
-      </w:r>
-      <w:r>
-        <w:rPr>
-          <w:sz w:val="36"/>
-          <w:szCs w:val="36"/>
-        </w:rPr>
-        <w:t xml:space="preserve"> While I was creating my API Gateway, I had a few choices on the type</w:t>
-      </w:r>
-      <w:r>
-        <w:rPr>
-          <w:sz w:val="36"/>
-          <w:szCs w:val="36"/>
-        </w:rPr>
-        <w:t>s</w:t>
-      </w:r>
-      <w:r>
-        <w:rPr>
-          <w:sz w:val="36"/>
-          <w:szCs w:val="36"/>
-        </w:rPr>
-        <w:t xml:space="preserve"> of API I could </w:t>
-      </w:r>
-      <w:r>
-        <w:rPr>
-          <w:sz w:val="36"/>
-          <w:szCs w:val="36"/>
-        </w:rPr>
-        <w:t>create (</w:t>
-      </w:r>
-      <w:r>
-        <w:rPr>
-          <w:sz w:val="36"/>
-          <w:szCs w:val="36"/>
-        </w:rPr>
-        <w:t>HTTP, WebSocket, Rest, and Rest Private),</w:t>
-      </w:r>
-      <w:r>
-        <w:rPr>
-          <w:sz w:val="36"/>
-          <w:szCs w:val="36"/>
-        </w:rPr>
-        <w:t xml:space="preserve"> as recommended in the challenge, I </w:t>
-      </w:r>
-      <w:r>
-        <w:rPr>
-          <w:sz w:val="36"/>
-          <w:szCs w:val="36"/>
-        </w:rPr>
-        <w:t xml:space="preserve">chose to use </w:t>
-      </w:r>
-      <w:r>
-        <w:rPr>
-          <w:sz w:val="36"/>
-          <w:szCs w:val="36"/>
-        </w:rPr>
-        <w:t xml:space="preserve">the Rest API </w:t>
-      </w:r>
-      <w:r>
-        <w:rPr>
-          <w:sz w:val="36"/>
-          <w:szCs w:val="36"/>
-        </w:rPr>
-        <w:t>which</w:t>
-      </w:r>
-      <w:r>
-        <w:rPr>
-          <w:sz w:val="36"/>
-          <w:szCs w:val="36"/>
-        </w:rPr>
-        <w:t xml:space="preserve"> allowed me to use the Post method with my Lambda function</w:t>
-      </w:r>
-      <w:r>
-        <w:rPr>
-          <w:sz w:val="36"/>
-          <w:szCs w:val="36"/>
-        </w:rPr>
-        <w:t xml:space="preserve">. I did have problems with getting my API Gateway to successfully work with Lambda at first because when I was creating </w:t>
-      </w:r>
-      <w:r>
-        <w:rPr>
-          <w:sz w:val="36"/>
-          <w:szCs w:val="36"/>
-        </w:rPr>
-        <w:t>it,</w:t>
-      </w:r>
-      <w:r>
-        <w:rPr>
-          <w:sz w:val="36"/>
-          <w:szCs w:val="36"/>
-        </w:rPr>
-        <w:t xml:space="preserve"> I had clicked the proxy check box which made it not work correctly with Lambda for what I was trying to do. Once I figured this out. I quickly deleted the API Gateway and made it again. Success! I then used Postman an app that lets you try to invoke your API Gateway and connect to Lambda and that worked as well. So now my API is working between Lambda and API Gateway and is also able to be accessed by clients outside of AWS. </w:t>
-      </w:r>
-      <w:r>
-        <w:rPr>
-          <w:sz w:val="36"/>
-          <w:szCs w:val="36"/>
-        </w:rPr>
-        <w:t xml:space="preserve">After my tests were </w:t>
-      </w:r>
-      <w:proofErr w:type="gramStart"/>
-      <w:r>
-        <w:rPr>
-          <w:sz w:val="36"/>
-          <w:szCs w:val="36"/>
-        </w:rPr>
-        <w:t>successful</w:t>
-      </w:r>
-      <w:proofErr w:type="gramEnd"/>
-      <w:r>
-        <w:rPr>
-          <w:sz w:val="36"/>
-          <w:szCs w:val="36"/>
-        </w:rPr>
-        <w:t xml:space="preserve"> I enabled the </w:t>
-      </w:r>
-      <w:r>
-        <w:rPr>
-          <w:sz w:val="36"/>
-          <w:szCs w:val="36"/>
-        </w:rPr>
-        <w:lastRenderedPageBreak/>
-        <w:t>CORS on my API Gateway so that it can work properly with my S3 bucket.</w:t>
-      </w:r>
-    </w:p>
-    <w:p>
-      <w:pPr>
-        <w:rPr>
-          <w:sz w:val="36"/>
-          <w:szCs w:val="36"/>
-        </w:rPr>
-      </w:pPr>
-    </w:p>
-    <w:p>
-      <w:pPr>
-        <w:pStyle w:val="ListParagraph"/>
-        <w:numPr>
-          <w:ilvl w:val="0"/>
-          <w:numId w:val="5"/>
-        </w:numPr>
-        <w:rPr>
-          <w:sz w:val="36"/>
-          <w:szCs w:val="36"/>
-        </w:rPr>
-      </w:pPr>
-      <w:r>
-        <w:rPr>
-          <w:sz w:val="36"/>
-          <w:szCs w:val="36"/>
-        </w:rPr>
-        <w:t xml:space="preserve">During this chunk of the </w:t>
-      </w:r>
-      <w:r>
-        <w:rPr>
-          <w:sz w:val="36"/>
-          <w:szCs w:val="36"/>
-        </w:rPr>
-        <w:t>project,</w:t>
-      </w:r>
-      <w:r>
-        <w:rPr>
-          <w:sz w:val="36"/>
-          <w:szCs w:val="36"/>
-        </w:rPr>
-        <w:t xml:space="preserve"> I also created CloudWatch alarms to trigger for Lambda concurrent executions, API Gateway latency and count of </w:t>
-      </w:r>
-      <w:r>
-        <w:rPr>
-          <w:sz w:val="36"/>
-          <w:szCs w:val="36"/>
-        </w:rPr>
-        <w:t xml:space="preserve">total API request </w:t>
-      </w:r>
-      <w:proofErr w:type="gramStart"/>
-      <w:r>
-        <w:rPr>
-          <w:sz w:val="36"/>
-          <w:szCs w:val="36"/>
-        </w:rPr>
-        <w:t>in a given</w:t>
-      </w:r>
-      <w:proofErr w:type="gramEnd"/>
-      <w:r>
-        <w:rPr>
-          <w:sz w:val="36"/>
-          <w:szCs w:val="36"/>
-        </w:rPr>
-        <w:t xml:space="preserve"> period. I set all of these to send me a notification if they go over the metrics that I created for them.</w:t>
-      </w:r>
-    </w:p>
-    <w:p>
-      <w:pPr>
-        <w:pStyle w:val="ListParagraph"/>
-        <w:rPr>
-          <w:sz w:val="36"/>
-          <w:szCs w:val="36"/>
-        </w:rPr>
-      </w:pPr>
-    </w:p>
-    <w:p>
-      <w:pPr>
-        <w:pStyle w:val="ListParagraph"/>
-        <w:rPr>
-          <w:sz w:val="36"/>
-          <w:szCs w:val="36"/>
-        </w:rPr>
-      </w:pPr>
-    </w:p>
-    <w:p>
-      <w:pPr>
-        <w:pStyle w:val="ListParagraph"/>
-        <w:rPr>
-          <w:sz w:val="36"/>
-          <w:szCs w:val="36"/>
-        </w:rPr>
-      </w:pPr>
-    </w:p>
-    <w:p>
-      <w:pPr>
-        <w:rPr>
-          <w:b/>
-          <w:bCs w:val="0"/>
-          <w:sz w:val="36"/>
-          <w:szCs w:val="36"/>
-        </w:rPr>
-      </w:pPr>
-      <w:r>
-        <w:rPr>
-          <w:b/>
-          <w:bCs w:val="0"/>
-          <w:sz w:val="36"/>
-          <w:szCs w:val="36"/>
-        </w:rPr>
-        <w:t>Chunk 3 Frontend and Backend Integration</w:t>
-      </w:r>
-    </w:p>
-    <w:p>
-      <w:pPr>
-        <w:pStyle w:val="ListParagraph"/>
-        <w:rPr>
-          <w:sz w:val="36"/>
-          <w:szCs w:val="36"/>
-        </w:rPr>
-      </w:pPr>
-    </w:p>
-    <w:p>
-      <w:pPr>
-        <w:pStyle w:val="ListParagraph"/>
-        <w:numPr>
-          <w:ilvl w:val="0"/>
-          <w:numId w:val="5"/>
-        </w:numPr>
-        <w:rPr>
-          <w:sz w:val="36"/>
-          <w:szCs w:val="36"/>
-        </w:rPr>
-      </w:pPr>
-    </w:p>
-    <w:p>
-      <w:pPr>
-        <w:ind w:left="720"/>
-        <w:rPr>
-          <w:sz w:val="36"/>
-          <w:szCs w:val="36"/>
-        </w:rPr>
-      </w:pPr>
-    </w:p>
-    <w:p>
-      <w:pPr>
-        <w:rPr>
-          <w:b/>
-          <w:bCs w:val="0"/>
+        <w:rPr>
           <w:sz w:val="36"/>
           <w:szCs w:val="36"/>
         </w:rPr>
@@ -1564,6 +1538,121 @@
     </w:lvl>
   </w:abstractNum>
   <w:abstractNum w:abstractNumId="1" w15:restartNumberingAfterBreak="0">
+    <w:nsid w:val="1A072349"/>
+    <w:multiLevelType w:val="hybridMultilevel"/>
+    <w:tmpl w:val="D5A01370"/>
+    <w:lvl w:ilvl="0" w:tplc="0A2EED2E">
+      <w:start w:val="1"/>
+      <w:numFmt w:val="bullet"/>
+      <w:lvlText w:val=""/>
+      <w:lvlJc w:val="left"/>
+      <w:pPr>
+        <w:ind w:left="720" w:hanging="360"/>
+      </w:pPr>
+      <w:rPr>
+        <w:rFonts w:ascii="Symbol" w:hAnsi="Symbol" w:hint="default"/>
+        <w:sz w:val="32"/>
+        <w:szCs w:val="32"/>
+      </w:rPr>
+    </w:lvl>
+    <w:lvl w:ilvl="1" w:tplc="04090003" w:tentative="1">
+      <w:start w:val="1"/>
+      <w:numFmt w:val="bullet"/>
+      <w:lvlText w:val="o"/>
+      <w:lvlJc w:val="left"/>
+      <w:pPr>
+        <w:ind w:left="1440" w:hanging="360"/>
+      </w:pPr>
+      <w:rPr>
+        <w:rFonts w:ascii="Courier New" w:hAnsi="Courier New" w:cs="Courier New" w:hint="default"/>
+      </w:rPr>
+    </w:lvl>
+    <w:lvl w:ilvl="2" w:tplc="04090005" w:tentative="1">
+      <w:start w:val="1"/>
+      <w:numFmt w:val="bullet"/>
+      <w:lvlText w:val=""/>
+      <w:lvlJc w:val="left"/>
+      <w:pPr>
+        <w:ind w:left="2160" w:hanging="360"/>
+      </w:pPr>
+      <w:rPr>
+        <w:rFonts w:ascii="Wingdings" w:hAnsi="Wingdings" w:hint="default"/>
+      </w:rPr>
+    </w:lvl>
+    <w:lvl w:ilvl="3" w:tplc="04090001" w:tentative="1">
+      <w:start w:val="1"/>
+      <w:numFmt w:val="bullet"/>
+      <w:lvlText w:val=""/>
+      <w:lvlJc w:val="left"/>
+      <w:pPr>
+        <w:ind w:left="2880" w:hanging="360"/>
+      </w:pPr>
+      <w:rPr>
+        <w:rFonts w:ascii="Symbol" w:hAnsi="Symbol" w:hint="default"/>
+      </w:rPr>
+    </w:lvl>
+    <w:lvl w:ilvl="4" w:tplc="04090003" w:tentative="1">
+      <w:start w:val="1"/>
+      <w:numFmt w:val="bullet"/>
+      <w:lvlText w:val="o"/>
+      <w:lvlJc w:val="left"/>
+      <w:pPr>
+        <w:ind w:left="3600" w:hanging="360"/>
+      </w:pPr>
+      <w:rPr>
+        <w:rFonts w:ascii="Courier New" w:hAnsi="Courier New" w:cs="Courier New" w:hint="default"/>
+      </w:rPr>
+    </w:lvl>
+    <w:lvl w:ilvl="5" w:tplc="04090005" w:tentative="1">
+      <w:start w:val="1"/>
+      <w:numFmt w:val="bullet"/>
+      <w:lvlText w:val=""/>
+      <w:lvlJc w:val="left"/>
+      <w:pPr>
+        <w:ind w:left="4320" w:hanging="360"/>
+      </w:pPr>
+      <w:rPr>
+        <w:rFonts w:ascii="Wingdings" w:hAnsi="Wingdings" w:hint="default"/>
+      </w:rPr>
+    </w:lvl>
+    <w:lvl w:ilvl="6" w:tplc="04090001" w:tentative="1">
+      <w:start w:val="1"/>
+      <w:numFmt w:val="bullet"/>
+      <w:lvlText w:val=""/>
+      <w:lvlJc w:val="left"/>
+      <w:pPr>
+        <w:ind w:left="5040" w:hanging="360"/>
+      </w:pPr>
+      <w:rPr>
+        <w:rFonts w:ascii="Symbol" w:hAnsi="Symbol" w:hint="default"/>
+      </w:rPr>
+    </w:lvl>
+    <w:lvl w:ilvl="7" w:tplc="04090003" w:tentative="1">
+      <w:start w:val="1"/>
+      <w:numFmt w:val="bullet"/>
+      <w:lvlText w:val="o"/>
+      <w:lvlJc w:val="left"/>
+      <w:pPr>
+        <w:ind w:left="5760" w:hanging="360"/>
+      </w:pPr>
+      <w:rPr>
+        <w:rFonts w:ascii="Courier New" w:hAnsi="Courier New" w:cs="Courier New" w:hint="default"/>
+      </w:rPr>
+    </w:lvl>
+    <w:lvl w:ilvl="8" w:tplc="04090005" w:tentative="1">
+      <w:start w:val="1"/>
+      <w:numFmt w:val="bullet"/>
+      <w:lvlText w:val=""/>
+      <w:lvlJc w:val="left"/>
+      <w:pPr>
+        <w:ind w:left="6480" w:hanging="360"/>
+      </w:pPr>
+      <w:rPr>
+        <w:rFonts w:ascii="Wingdings" w:hAnsi="Wingdings" w:hint="default"/>
+      </w:rPr>
+    </w:lvl>
+  </w:abstractNum>
+  <w:abstractNum w:abstractNumId="2" w15:restartNumberingAfterBreak="0">
     <w:nsid w:val="3A2A131B"/>
     <w:multiLevelType w:val="hybridMultilevel"/>
     <w:tmpl w:val="2BAA67EE"/>
@@ -1676,7 +1765,157 @@
       </w:rPr>
     </w:lvl>
   </w:abstractNum>
-  <w:abstractNum w:abstractNumId="2" w15:restartNumberingAfterBreak="0">
+  <w:abstractNum w:abstractNumId="3" w15:restartNumberingAfterBreak="0">
+    <w:nsid w:val="3CE02079"/>
+    <w:multiLevelType w:val="multilevel"/>
+    <w:tmpl w:val="FCAA9DB4"/>
+    <w:lvl w:ilvl="0">
+      <w:start w:val="1"/>
+      <w:numFmt w:val="bullet"/>
+      <w:lvlText w:val=""/>
+      <w:lvlJc w:val="left"/>
+      <w:pPr>
+        <w:tabs>
+          <w:tab w:val="num" w:pos="720"/>
+        </w:tabs>
+        <w:ind w:left="720" w:hanging="360"/>
+      </w:pPr>
+      <w:rPr>
+        <w:rFonts w:ascii="Symbol" w:hAnsi="Symbol" w:hint="default"/>
+        <w:sz w:val="32"/>
+        <w:szCs w:val="32"/>
+      </w:rPr>
+    </w:lvl>
+    <w:lvl w:ilvl="1" w:tentative="1">
+      <w:start w:val="1"/>
+      <w:numFmt w:val="bullet"/>
+      <w:lvlText w:val="o"/>
+      <w:lvlJc w:val="left"/>
+      <w:pPr>
+        <w:tabs>
+          <w:tab w:val="num" w:pos="1440"/>
+        </w:tabs>
+        <w:ind w:left="1440" w:hanging="360"/>
+      </w:pPr>
+      <w:rPr>
+        <w:rFonts w:ascii="Courier New" w:hAnsi="Courier New" w:hint="default"/>
+        <w:sz w:val="20"/>
+      </w:rPr>
+    </w:lvl>
+    <w:lvl w:ilvl="2" w:tentative="1">
+      <w:start w:val="1"/>
+      <w:numFmt w:val="bullet"/>
+      <w:lvlText w:val=""/>
+      <w:lvlJc w:val="left"/>
+      <w:pPr>
+        <w:tabs>
+          <w:tab w:val="num" w:pos="2160"/>
+        </w:tabs>
+        <w:ind w:left="2160" w:hanging="360"/>
+      </w:pPr>
+      <w:rPr>
+        <w:rFonts w:ascii="Wingdings" w:hAnsi="Wingdings" w:hint="default"/>
+        <w:sz w:val="20"/>
+      </w:rPr>
+    </w:lvl>
+    <w:lvl w:ilvl="3" w:tentative="1">
+      <w:start w:val="1"/>
+      <w:numFmt w:val="bullet"/>
+      <w:lvlText w:val=""/>
+      <w:lvlJc w:val="left"/>
+      <w:pPr>
+        <w:tabs>
+          <w:tab w:val="num" w:pos="2880"/>
+        </w:tabs>
+        <w:ind w:left="2880" w:hanging="360"/>
+      </w:pPr>
+      <w:rPr>
+        <w:rFonts w:ascii="Wingdings" w:hAnsi="Wingdings" w:hint="default"/>
+        <w:sz w:val="20"/>
+      </w:rPr>
+    </w:lvl>
+    <w:lvl w:ilvl="4" w:tentative="1">
+      <w:start w:val="1"/>
+      <w:numFmt w:val="bullet"/>
+      <w:lvlText w:val=""/>
+      <w:lvlJc w:val="left"/>
+      <w:pPr>
+        <w:tabs>
+          <w:tab w:val="num" w:pos="3600"/>
+        </w:tabs>
+        <w:ind w:left="3600" w:hanging="360"/>
+      </w:pPr>
+      <w:rPr>
+        <w:rFonts w:ascii="Wingdings" w:hAnsi="Wingdings" w:hint="default"/>
+        <w:sz w:val="20"/>
+      </w:rPr>
+    </w:lvl>
+    <w:lvl w:ilvl="5" w:tentative="1">
+      <w:start w:val="1"/>
+      <w:numFmt w:val="bullet"/>
+      <w:lvlText w:val=""/>
+      <w:lvlJc w:val="left"/>
+      <w:pPr>
+        <w:tabs>
+          <w:tab w:val="num" w:pos="4320"/>
+        </w:tabs>
+        <w:ind w:left="4320" w:hanging="360"/>
+      </w:pPr>
+      <w:rPr>
+        <w:rFonts w:ascii="Wingdings" w:hAnsi="Wingdings" w:hint="default"/>
+        <w:sz w:val="20"/>
+      </w:rPr>
+    </w:lvl>
+    <w:lvl w:ilvl="6" w:tentative="1">
+      <w:start w:val="1"/>
+      <w:numFmt w:val="bullet"/>
+      <w:lvlText w:val=""/>
+      <w:lvlJc w:val="left"/>
+      <w:pPr>
+        <w:tabs>
+          <w:tab w:val="num" w:pos="5040"/>
+        </w:tabs>
+        <w:ind w:left="5040" w:hanging="360"/>
+      </w:pPr>
+      <w:rPr>
+        <w:rFonts w:ascii="Wingdings" w:hAnsi="Wingdings" w:hint="default"/>
+        <w:sz w:val="20"/>
+      </w:rPr>
+    </w:lvl>
+    <w:lvl w:ilvl="7" w:tentative="1">
+      <w:start w:val="1"/>
+      <w:numFmt w:val="bullet"/>
+      <w:lvlText w:val=""/>
+      <w:lvlJc w:val="left"/>
+      <w:pPr>
+        <w:tabs>
+          <w:tab w:val="num" w:pos="5760"/>
+        </w:tabs>
+        <w:ind w:left="5760" w:hanging="360"/>
+      </w:pPr>
+      <w:rPr>
+        <w:rFonts w:ascii="Wingdings" w:hAnsi="Wingdings" w:hint="default"/>
+        <w:sz w:val="20"/>
+      </w:rPr>
+    </w:lvl>
+    <w:lvl w:ilvl="8" w:tentative="1">
+      <w:start w:val="1"/>
+      <w:numFmt w:val="bullet"/>
+      <w:lvlText w:val=""/>
+      <w:lvlJc w:val="left"/>
+      <w:pPr>
+        <w:tabs>
+          <w:tab w:val="num" w:pos="6480"/>
+        </w:tabs>
+        <w:ind w:left="6480" w:hanging="360"/>
+      </w:pPr>
+      <w:rPr>
+        <w:rFonts w:ascii="Wingdings" w:hAnsi="Wingdings" w:hint="default"/>
+        <w:sz w:val="20"/>
+      </w:rPr>
+    </w:lvl>
+  </w:abstractNum>
+  <w:abstractNum w:abstractNumId="4" w15:restartNumberingAfterBreak="0">
     <w:nsid w:val="506D1C5B"/>
     <w:multiLevelType w:val="hybridMultilevel"/>
     <w:tmpl w:val="2436B474"/>
@@ -1789,7 +2028,7 @@
       </w:rPr>
     </w:lvl>
   </w:abstractNum>
-  <w:abstractNum w:abstractNumId="3" w15:restartNumberingAfterBreak="0">
+  <w:abstractNum w:abstractNumId="5" w15:restartNumberingAfterBreak="0">
     <w:nsid w:val="5DB125CA"/>
     <w:multiLevelType w:val="hybridMultilevel"/>
     <w:tmpl w:val="CF3A8348"/>
@@ -1902,10 +2141,156 @@
       </w:rPr>
     </w:lvl>
   </w:abstractNum>
-  <w:abstractNum w:abstractNumId="4" w15:restartNumberingAfterBreak="0">
+  <w:abstractNum w:abstractNumId="6" w15:restartNumberingAfterBreak="0">
+    <w:nsid w:val="70872D55"/>
+    <w:multiLevelType w:val="multilevel"/>
+    <w:tmpl w:val="0BB812A6"/>
+    <w:lvl w:ilvl="0">
+      <w:start w:val="1"/>
+      <w:numFmt w:val="bullet"/>
+      <w:lvlText w:val=""/>
+      <w:lvlJc w:val="left"/>
+      <w:pPr>
+        <w:tabs>
+          <w:tab w:val="num" w:pos="720"/>
+        </w:tabs>
+        <w:ind w:left="720" w:hanging="360"/>
+      </w:pPr>
+      <w:rPr>
+        <w:rFonts w:ascii="Symbol" w:hAnsi="Symbol" w:hint="default"/>
+        <w:sz w:val="32"/>
+        <w:szCs w:val="32"/>
+      </w:rPr>
+    </w:lvl>
+    <w:lvl w:ilvl="1">
+      <w:start w:val="1"/>
+      <w:numFmt w:val="bullet"/>
+      <w:lvlText w:val="o"/>
+      <w:lvlJc w:val="left"/>
+      <w:pPr>
+        <w:ind w:left="1440" w:hanging="360"/>
+      </w:pPr>
+      <w:rPr>
+        <w:rFonts w:ascii="Courier New" w:hAnsi="Courier New" w:cs="Courier New" w:hint="default"/>
+      </w:rPr>
+    </w:lvl>
+    <w:lvl w:ilvl="2">
+      <w:start w:val="1"/>
+      <w:numFmt w:val="bullet"/>
+      <w:lvlText w:val=""/>
+      <w:lvlJc w:val="left"/>
+      <w:pPr>
+        <w:tabs>
+          <w:tab w:val="num" w:pos="2160"/>
+        </w:tabs>
+        <w:ind w:left="2160" w:hanging="360"/>
+      </w:pPr>
+      <w:rPr>
+        <w:rFonts w:ascii="Wingdings" w:hAnsi="Wingdings" w:hint="default"/>
+        <w:sz w:val="20"/>
+      </w:rPr>
+    </w:lvl>
+    <w:lvl w:ilvl="3" w:tentative="1">
+      <w:start w:val="1"/>
+      <w:numFmt w:val="bullet"/>
+      <w:lvlText w:val=""/>
+      <w:lvlJc w:val="left"/>
+      <w:pPr>
+        <w:tabs>
+          <w:tab w:val="num" w:pos="2880"/>
+        </w:tabs>
+        <w:ind w:left="2880" w:hanging="360"/>
+      </w:pPr>
+      <w:rPr>
+        <w:rFonts w:ascii="Wingdings" w:hAnsi="Wingdings" w:hint="default"/>
+        <w:sz w:val="20"/>
+      </w:rPr>
+    </w:lvl>
+    <w:lvl w:ilvl="4" w:tentative="1">
+      <w:start w:val="1"/>
+      <w:numFmt w:val="bullet"/>
+      <w:lvlText w:val=""/>
+      <w:lvlJc w:val="left"/>
+      <w:pPr>
+        <w:tabs>
+          <w:tab w:val="num" w:pos="3600"/>
+        </w:tabs>
+        <w:ind w:left="3600" w:hanging="360"/>
+      </w:pPr>
+      <w:rPr>
+        <w:rFonts w:ascii="Wingdings" w:hAnsi="Wingdings" w:hint="default"/>
+        <w:sz w:val="20"/>
+      </w:rPr>
+    </w:lvl>
+    <w:lvl w:ilvl="5" w:tentative="1">
+      <w:start w:val="1"/>
+      <w:numFmt w:val="bullet"/>
+      <w:lvlText w:val=""/>
+      <w:lvlJc w:val="left"/>
+      <w:pPr>
+        <w:tabs>
+          <w:tab w:val="num" w:pos="4320"/>
+        </w:tabs>
+        <w:ind w:left="4320" w:hanging="360"/>
+      </w:pPr>
+      <w:rPr>
+        <w:rFonts w:ascii="Wingdings" w:hAnsi="Wingdings" w:hint="default"/>
+        <w:sz w:val="20"/>
+      </w:rPr>
+    </w:lvl>
+    <w:lvl w:ilvl="6" w:tentative="1">
+      <w:start w:val="1"/>
+      <w:numFmt w:val="bullet"/>
+      <w:lvlText w:val=""/>
+      <w:lvlJc w:val="left"/>
+      <w:pPr>
+        <w:tabs>
+          <w:tab w:val="num" w:pos="5040"/>
+        </w:tabs>
+        <w:ind w:left="5040" w:hanging="360"/>
+      </w:pPr>
+      <w:rPr>
+        <w:rFonts w:ascii="Wingdings" w:hAnsi="Wingdings" w:hint="default"/>
+        <w:sz w:val="20"/>
+      </w:rPr>
+    </w:lvl>
+    <w:lvl w:ilvl="7" w:tentative="1">
+      <w:start w:val="1"/>
+      <w:numFmt w:val="bullet"/>
+      <w:lvlText w:val=""/>
+      <w:lvlJc w:val="left"/>
+      <w:pPr>
+        <w:tabs>
+          <w:tab w:val="num" w:pos="5760"/>
+        </w:tabs>
+        <w:ind w:left="5760" w:hanging="360"/>
+      </w:pPr>
+      <w:rPr>
+        <w:rFonts w:ascii="Wingdings" w:hAnsi="Wingdings" w:hint="default"/>
+        <w:sz w:val="20"/>
+      </w:rPr>
+    </w:lvl>
+    <w:lvl w:ilvl="8" w:tentative="1">
+      <w:start w:val="1"/>
+      <w:numFmt w:val="bullet"/>
+      <w:lvlText w:val=""/>
+      <w:lvlJc w:val="left"/>
+      <w:pPr>
+        <w:tabs>
+          <w:tab w:val="num" w:pos="6480"/>
+        </w:tabs>
+        <w:ind w:left="6480" w:hanging="360"/>
+      </w:pPr>
+      <w:rPr>
+        <w:rFonts w:ascii="Wingdings" w:hAnsi="Wingdings" w:hint="default"/>
+        <w:sz w:val="20"/>
+      </w:rPr>
+    </w:lvl>
+  </w:abstractNum>
+  <w:abstractNum w:abstractNumId="7" w15:restartNumberingAfterBreak="0">
     <w:nsid w:val="770C6894"/>
     <w:multiLevelType w:val="hybridMultilevel"/>
-    <w:tmpl w:val="AC12A2E6"/>
+    <w:tmpl w:val="7A160BD2"/>
     <w:lvl w:ilvl="0" w:tplc="04090001">
       <w:start w:val="1"/>
       <w:numFmt w:val="bullet"/>
@@ -1918,7 +2303,7 @@
         <w:rFonts w:ascii="Symbol" w:hAnsi="Symbol" w:hint="default"/>
       </w:rPr>
     </w:lvl>
-    <w:lvl w:ilvl="1" w:tplc="04090003" w:tentative="1">
+    <w:lvl w:ilvl="1" w:tplc="04090003">
       <w:start w:val="1"/>
       <w:numFmt w:val="bullet"/>
       <w:lvlText w:val="o"/>
@@ -1930,7 +2315,7 @@
         <w:rFonts w:ascii="Courier New" w:hAnsi="Courier New" w:cs="Courier New" w:hint="default"/>
       </w:rPr>
     </w:lvl>
-    <w:lvl w:ilvl="2" w:tplc="04090005" w:tentative="1">
+    <w:lvl w:ilvl="2" w:tplc="04090005">
       <w:start w:val="1"/>
       <w:numFmt w:val="bullet"/>
       <w:lvlText w:val=""/>
@@ -1942,7 +2327,7 @@
         <w:rFonts w:ascii="Wingdings" w:hAnsi="Wingdings" w:hint="default"/>
       </w:rPr>
     </w:lvl>
-    <w:lvl w:ilvl="3" w:tplc="04090001" w:tentative="1">
+    <w:lvl w:ilvl="3" w:tplc="04090001">
       <w:start w:val="1"/>
       <w:numFmt w:val="bullet"/>
       <w:lvlText w:val=""/>
@@ -2012,23 +2397,174 @@
       </w:pPr>
       <w:rPr>
         <w:rFonts w:ascii="Wingdings" w:hAnsi="Wingdings" w:hint="default"/>
+      </w:rPr>
+    </w:lvl>
+  </w:abstractNum>
+  <w:abstractNum w:abstractNumId="8" w15:restartNumberingAfterBreak="0">
+    <w:nsid w:val="79517603"/>
+    <w:multiLevelType w:val="multilevel"/>
+    <w:tmpl w:val="0C162974"/>
+    <w:lvl w:ilvl="0">
+      <w:start w:val="1"/>
+      <w:numFmt w:val="bullet"/>
+      <w:lvlText w:val=""/>
+      <w:lvlJc w:val="left"/>
+      <w:pPr>
+        <w:tabs>
+          <w:tab w:val="num" w:pos="720"/>
+        </w:tabs>
+        <w:ind w:left="720" w:hanging="360"/>
+      </w:pPr>
+      <w:rPr>
+        <w:rFonts w:ascii="Symbol" w:hAnsi="Symbol" w:hint="default"/>
+        <w:sz w:val="32"/>
+        <w:szCs w:val="32"/>
+      </w:rPr>
+    </w:lvl>
+    <w:lvl w:ilvl="1">
+      <w:start w:val="1"/>
+      <w:numFmt w:val="decimal"/>
+      <w:lvlText w:val="%2."/>
+      <w:lvlJc w:val="left"/>
+      <w:pPr>
+        <w:tabs>
+          <w:tab w:val="num" w:pos="1440"/>
+        </w:tabs>
+        <w:ind w:left="1440" w:hanging="360"/>
+      </w:pPr>
+    </w:lvl>
+    <w:lvl w:ilvl="2">
+      <w:start w:val="1"/>
+      <w:numFmt w:val="decimal"/>
+      <w:lvlText w:val="%3."/>
+      <w:lvlJc w:val="left"/>
+      <w:pPr>
+        <w:ind w:left="2160" w:hanging="360"/>
+      </w:pPr>
+    </w:lvl>
+    <w:lvl w:ilvl="3" w:tentative="1">
+      <w:start w:val="1"/>
+      <w:numFmt w:val="bullet"/>
+      <w:lvlText w:val=""/>
+      <w:lvlJc w:val="left"/>
+      <w:pPr>
+        <w:tabs>
+          <w:tab w:val="num" w:pos="2880"/>
+        </w:tabs>
+        <w:ind w:left="2880" w:hanging="360"/>
+      </w:pPr>
+      <w:rPr>
+        <w:rFonts w:ascii="Wingdings" w:hAnsi="Wingdings" w:hint="default"/>
+        <w:sz w:val="20"/>
+      </w:rPr>
+    </w:lvl>
+    <w:lvl w:ilvl="4" w:tentative="1">
+      <w:start w:val="1"/>
+      <w:numFmt w:val="bullet"/>
+      <w:lvlText w:val=""/>
+      <w:lvlJc w:val="left"/>
+      <w:pPr>
+        <w:tabs>
+          <w:tab w:val="num" w:pos="3600"/>
+        </w:tabs>
+        <w:ind w:left="3600" w:hanging="360"/>
+      </w:pPr>
+      <w:rPr>
+        <w:rFonts w:ascii="Wingdings" w:hAnsi="Wingdings" w:hint="default"/>
+        <w:sz w:val="20"/>
+      </w:rPr>
+    </w:lvl>
+    <w:lvl w:ilvl="5" w:tentative="1">
+      <w:start w:val="1"/>
+      <w:numFmt w:val="bullet"/>
+      <w:lvlText w:val=""/>
+      <w:lvlJc w:val="left"/>
+      <w:pPr>
+        <w:tabs>
+          <w:tab w:val="num" w:pos="4320"/>
+        </w:tabs>
+        <w:ind w:left="4320" w:hanging="360"/>
+      </w:pPr>
+      <w:rPr>
+        <w:rFonts w:ascii="Wingdings" w:hAnsi="Wingdings" w:hint="default"/>
+        <w:sz w:val="20"/>
+      </w:rPr>
+    </w:lvl>
+    <w:lvl w:ilvl="6" w:tentative="1">
+      <w:start w:val="1"/>
+      <w:numFmt w:val="bullet"/>
+      <w:lvlText w:val=""/>
+      <w:lvlJc w:val="left"/>
+      <w:pPr>
+        <w:tabs>
+          <w:tab w:val="num" w:pos="5040"/>
+        </w:tabs>
+        <w:ind w:left="5040" w:hanging="360"/>
+      </w:pPr>
+      <w:rPr>
+        <w:rFonts w:ascii="Wingdings" w:hAnsi="Wingdings" w:hint="default"/>
+        <w:sz w:val="20"/>
+      </w:rPr>
+    </w:lvl>
+    <w:lvl w:ilvl="7" w:tentative="1">
+      <w:start w:val="1"/>
+      <w:numFmt w:val="bullet"/>
+      <w:lvlText w:val=""/>
+      <w:lvlJc w:val="left"/>
+      <w:pPr>
+        <w:tabs>
+          <w:tab w:val="num" w:pos="5760"/>
+        </w:tabs>
+        <w:ind w:left="5760" w:hanging="360"/>
+      </w:pPr>
+      <w:rPr>
+        <w:rFonts w:ascii="Wingdings" w:hAnsi="Wingdings" w:hint="default"/>
+        <w:sz w:val="20"/>
+      </w:rPr>
+    </w:lvl>
+    <w:lvl w:ilvl="8" w:tentative="1">
+      <w:start w:val="1"/>
+      <w:numFmt w:val="bullet"/>
+      <w:lvlText w:val=""/>
+      <w:lvlJc w:val="left"/>
+      <w:pPr>
+        <w:tabs>
+          <w:tab w:val="num" w:pos="6480"/>
+        </w:tabs>
+        <w:ind w:left="6480" w:hanging="360"/>
+      </w:pPr>
+      <w:rPr>
+        <w:rFonts w:ascii="Wingdings" w:hAnsi="Wingdings" w:hint="default"/>
+        <w:sz w:val="20"/>
       </w:rPr>
     </w:lvl>
   </w:abstractNum>
   <w:num w:numId="1" w16cid:durableId="1348602738">
+    <w:abstractNumId w:val="4"/>
+  </w:num>
+  <w:num w:numId="2" w16cid:durableId="45180966">
     <w:abstractNumId w:val="2"/>
   </w:num>
-  <w:num w:numId="2" w16cid:durableId="45180966">
-    <w:abstractNumId w:val="1"/>
-  </w:num>
   <w:num w:numId="3" w16cid:durableId="1563834660">
-    <w:abstractNumId w:val="3"/>
+    <w:abstractNumId w:val="5"/>
   </w:num>
   <w:num w:numId="4" w16cid:durableId="1410036450">
     <w:abstractNumId w:val="0"/>
   </w:num>
   <w:num w:numId="5" w16cid:durableId="577328963">
-    <w:abstractNumId w:val="4"/>
+    <w:abstractNumId w:val="7"/>
+  </w:num>
+  <w:num w:numId="6" w16cid:durableId="1235509258">
+    <w:abstractNumId w:val="8"/>
+  </w:num>
+  <w:num w:numId="7" w16cid:durableId="627474136">
+    <w:abstractNumId w:val="3"/>
+  </w:num>
+  <w:num w:numId="8" w16cid:durableId="1433012222">
+    <w:abstractNumId w:val="6"/>
+  </w:num>
+  <w:num w:numId="9" w16cid:durableId="1135218745">
+    <w:abstractNumId w:val="1"/>
   </w:num>
 </w:numbering>
 </file>
@@ -2482,7 +3018,6 @@
     <w:next w:val="Normal"/>
     <w:link w:val="Heading3Char"/>
     <w:uiPriority w:val="9"/>
-    <w:semiHidden/>
     <w:unhideWhenUsed/>
     <w:qFormat/>
     <w:rsid w:val="00E77CF9"/>
@@ -2505,7 +3040,6 @@
     <w:next w:val="Normal"/>
     <w:link w:val="Heading4Char"/>
     <w:uiPriority w:val="9"/>
-    <w:semiHidden/>
     <w:unhideWhenUsed/>
     <w:qFormat/>
     <w:rsid w:val="00E77CF9"/>
@@ -2688,7 +3222,6 @@
     <w:basedOn w:val="DefaultParagraphFont"/>
     <w:link w:val="Heading3"/>
     <w:uiPriority w:val="9"/>
-    <w:semiHidden/>
     <w:rsid w:val="00E77CF9"/>
     <w:rPr>
       <w:rFonts w:asciiTheme="minorHAnsi" w:eastAsiaTheme="majorEastAsia" w:hAnsiTheme="minorHAnsi" w:cstheme="majorBidi"/>
@@ -2702,7 +3235,6 @@
     <w:basedOn w:val="DefaultParagraphFont"/>
     <w:link w:val="Heading4"/>
     <w:uiPriority w:val="9"/>
-    <w:semiHidden/>
     <w:rsid w:val="00E77CF9"/>
     <w:rPr>
       <w:rFonts w:asciiTheme="minorHAnsi" w:eastAsiaTheme="majorEastAsia" w:hAnsiTheme="minorHAnsi" w:cstheme="majorBidi"/>
@@ -2948,6 +3480,123 @@
       <w:color w:val="0F4761" w:themeColor="accent1" w:themeShade="BF"/>
       <w:spacing w:val="5"/>
     </w:rPr>
+  </w:style>
+  <w:style w:type="character" w:styleId="HTMLCode">
+    <w:name w:val="HTML Code"/>
+    <w:basedOn w:val="DefaultParagraphFont"/>
+    <w:uiPriority w:val="99"/>
+    <w:semiHidden/>
+    <w:unhideWhenUsed/>
+    <w:rsid w:val="0013739A"/>
+    <w:rPr>
+      <w:rFonts w:ascii="Courier New" w:eastAsia="Times New Roman" w:hAnsi="Courier New" w:cs="Courier New"/>
+      <w:sz w:val="20"/>
+      <w:szCs w:val="20"/>
+    </w:rPr>
+  </w:style>
+  <w:style w:type="paragraph" w:styleId="NormalWeb">
+    <w:name w:val="Normal (Web)"/>
+    <w:basedOn w:val="Normal"/>
+    <w:uiPriority w:val="99"/>
+    <w:semiHidden/>
+    <w:unhideWhenUsed/>
+    <w:rsid w:val="0013739A"/>
+    <w:pPr>
+      <w:spacing w:before="100" w:beforeAutospacing="1" w:after="100" w:afterAutospacing="1"/>
+    </w:pPr>
+    <w:rPr>
+      <w:rFonts w:ascii="Times New Roman" w:eastAsia="Times New Roman" w:hAnsi="Times New Roman" w:cs="Times New Roman"/>
+      <w:bCs w:val="0"/>
+      <w:color w:val="auto"/>
+      <w:kern w:val="0"/>
+      <w14:ligatures w14:val="none"/>
+    </w:rPr>
+  </w:style>
+  <w:style w:type="character" w:styleId="Strong">
+    <w:name w:val="Strong"/>
+    <w:basedOn w:val="DefaultParagraphFont"/>
+    <w:uiPriority w:val="22"/>
+    <w:qFormat/>
+    <w:rsid w:val="0013739A"/>
+    <w:rPr>
+      <w:b/>
+      <w:bCs w:val="0"/>
+    </w:rPr>
+  </w:style>
+  <w:style w:type="paragraph" w:styleId="HTMLPreformatted">
+    <w:name w:val="HTML Preformatted"/>
+    <w:basedOn w:val="Normal"/>
+    <w:link w:val="HTMLPreformattedChar"/>
+    <w:uiPriority w:val="99"/>
+    <w:semiHidden/>
+    <w:unhideWhenUsed/>
+    <w:rsid w:val="0013739A"/>
+    <w:pPr>
+      <w:tabs>
+        <w:tab w:val="left" w:pos="916"/>
+        <w:tab w:val="left" w:pos="1832"/>
+        <w:tab w:val="left" w:pos="2748"/>
+        <w:tab w:val="left" w:pos="3664"/>
+        <w:tab w:val="left" w:pos="4580"/>
+        <w:tab w:val="left" w:pos="5496"/>
+        <w:tab w:val="left" w:pos="6412"/>
+        <w:tab w:val="left" w:pos="7328"/>
+        <w:tab w:val="left" w:pos="8244"/>
+        <w:tab w:val="left" w:pos="9160"/>
+        <w:tab w:val="left" w:pos="10076"/>
+        <w:tab w:val="left" w:pos="10992"/>
+        <w:tab w:val="left" w:pos="11908"/>
+        <w:tab w:val="left" w:pos="12824"/>
+        <w:tab w:val="left" w:pos="13740"/>
+        <w:tab w:val="left" w:pos="14656"/>
+      </w:tabs>
+    </w:pPr>
+    <w:rPr>
+      <w:rFonts w:ascii="Courier New" w:eastAsia="Times New Roman" w:hAnsi="Courier New" w:cs="Courier New"/>
+      <w:bCs w:val="0"/>
+      <w:color w:val="auto"/>
+      <w:kern w:val="0"/>
+      <w:sz w:val="20"/>
+      <w:szCs w:val="20"/>
+      <w14:ligatures w14:val="none"/>
+    </w:rPr>
+  </w:style>
+  <w:style w:type="character" w:customStyle="1" w:styleId="HTMLPreformattedChar">
+    <w:name w:val="HTML Preformatted Char"/>
+    <w:basedOn w:val="DefaultParagraphFont"/>
+    <w:link w:val="HTMLPreformatted"/>
+    <w:uiPriority w:val="99"/>
+    <w:semiHidden/>
+    <w:rsid w:val="0013739A"/>
+    <w:rPr>
+      <w:rFonts w:ascii="Courier New" w:eastAsia="Times New Roman" w:hAnsi="Courier New" w:cs="Courier New"/>
+      <w:bCs w:val="0"/>
+      <w:color w:val="auto"/>
+      <w:kern w:val="0"/>
+      <w:sz w:val="20"/>
+      <w:szCs w:val="20"/>
+      <w14:ligatures w14:val="none"/>
+    </w:rPr>
+  </w:style>
+  <w:style w:type="character" w:customStyle="1" w:styleId="hljs-attr">
+    <w:name w:val="hljs-attr"/>
+    <w:basedOn w:val="DefaultParagraphFont"/>
+    <w:rsid w:val="0013739A"/>
+  </w:style>
+  <w:style w:type="character" w:customStyle="1" w:styleId="hljs-punctuation">
+    <w:name w:val="hljs-punctuation"/>
+    <w:basedOn w:val="DefaultParagraphFont"/>
+    <w:rsid w:val="0013739A"/>
+  </w:style>
+  <w:style w:type="character" w:customStyle="1" w:styleId="hljs-number">
+    <w:name w:val="hljs-number"/>
+    <w:basedOn w:val="DefaultParagraphFont"/>
+    <w:rsid w:val="0013739A"/>
+  </w:style>
+  <w:style w:type="character" w:customStyle="1" w:styleId="hljs-string">
+    <w:name w:val="hljs-string"/>
+    <w:basedOn w:val="DefaultParagraphFont"/>
+    <w:rsid w:val="0013739A"/>
   </w:style>
 </w:styles>
 </file>

--- a/Cloud Resume Challenge Blog.docx
+++ b/Cloud Resume Challenge Blog.docx
@@ -1085,16 +1085,14 @@
         </w:rPr>
         <w:t xml:space="preserve">After setting up CORS in S3 and Lambda it was time to finally finish configuring the CORS in my API Gateway. The first thing I did was to go to my count endpoint and click on the enable CORS tab. Once in the Enable CORS page I clicked on OPTIONS and POST check box and then </w:t>
       </w:r>
-      <w:proofErr w:type="spellStart"/>
       <w:r>
         <w:rPr>
           <w:rStyle w:val="hljs-string"/>
           <w:sz w:val="32"/>
           <w:szCs w:val="32"/>
         </w:rPr>
-        <w:t>chaged</w:t>
-      </w:r>
-      <w:proofErr w:type="spellEnd"/>
+        <w:t>changed</w:t>
+      </w:r>
       <w:r>
         <w:rPr>
           <w:rStyle w:val="hljs-string"/>
@@ -1103,16 +1101,14 @@
         </w:rPr>
         <w:t xml:space="preserve"> my ACCESS-CONTROL-ALLOW-ORGIN from * to my website chrisweise.com. After I had done this the next </w:t>
       </w:r>
-      <w:proofErr w:type="gramStart"/>
       <w:r>
         <w:rPr>
           <w:rStyle w:val="hljs-string"/>
           <w:sz w:val="32"/>
           <w:szCs w:val="32"/>
         </w:rPr>
-        <w:t>thing</w:t>
-      </w:r>
-      <w:proofErr w:type="gramEnd"/>
+        <w:t>thing,</w:t>
+      </w:r>
       <w:r>
         <w:rPr>
           <w:rStyle w:val="hljs-string"/>
